--- a/LLDD/word/BE/LLDD-BE-API-Workflow-Instances.docx
+++ b/LLDD/word/BE/LLDD-BE-API-Workflow-Instances.docx
@@ -1897,57 +1897,100 @@
                 <w:rFonts w:ascii="Arial" w:hAnsi="Arial" w:eastAsia="Arial" w:cs="Tahoma"/>
                 <w:sz w:val="18"/>
               </w:rPr>
+              <w:t xml:space="preserve">string </w:t>
+            </w:r>
+            <w:r>
+              <w:rPr>
+                <w:rFonts w:ascii="Courier New" w:hAnsi="Courier New" w:eastAsia="Courier New" w:cs="Tahoma"/>
+                <w:sz w:val="18"/>
+              </w:rPr>
+              <w:t>job8b-{impactProcessId}-{YYYYMM}</w:t>
+            </w:r>
+            <w:r>
+              <w:rPr>
+                <w:rFonts w:ascii="Arial" w:hAnsi="Arial" w:eastAsia="Arial" w:cs="Tahoma"/>
+                <w:sz w:val="18"/>
+              </w:rPr>
+              <w:t xml:space="preserve"> (ค.ศ.)</w:t>
+            </w:r>
+          </w:p>
+        </w:tc>
+        <w:tc>
+          <w:tcPr>
+            <w:tcW w:type="dxa" w:w="2520"/>
+            <w:vAlign w:val="center"/>
+          </w:tcPr>
+          <w:p>
+            <w:pPr>
+              <w:keepLines/>
+              <w:spacing w:after="0"/>
+            </w:pPr>
+            <w:r>
+              <w:rPr>
+                <w:rFonts w:ascii="Arial" w:hAnsi="Arial" w:eastAsia="Arial" w:cs="Tahoma"/>
+                <w:sz w:val="18"/>
+              </w:rPr>
+            </w:r>
+            <w:r>
+              <w:rPr>
+                <w:rFonts w:ascii="Arial" w:hAnsi="Arial" w:eastAsia="Arial" w:cs="Tahoma"/>
+                <w:sz w:val="18"/>
+              </w:rPr>
+              <w:t>required</w:t>
+            </w:r>
+          </w:p>
+        </w:tc>
+        <w:tc>
+          <w:tcPr>
+            <w:tcW w:type="dxa" w:w="2520"/>
+            <w:vAlign w:val="center"/>
+          </w:tcPr>
+          <w:p>
+            <w:pPr>
+              <w:keepLines/>
+              <w:spacing w:after="0"/>
+            </w:pPr>
+            <w:r>
+              <w:rPr>
+                <w:rFonts w:ascii="Arial" w:hAnsi="Arial" w:eastAsia="Arial" w:cs="Tahoma"/>
+                <w:sz w:val="18"/>
+              </w:rPr>
+            </w:r>
+            <w:r>
+              <w:rPr>
+                <w:rFonts w:ascii="Arial" w:hAnsi="Arial" w:eastAsia="Arial" w:cs="Tahoma"/>
+                <w:sz w:val="18"/>
+              </w:rPr>
+              <w:t xml:space="preserve">idempotency key ต่อ impactProcessId + sourceJobNo — </w:t>
+            </w:r>
+            <w:r>
+              <w:rPr>
+                <w:rFonts w:ascii="Arial" w:hAnsi="Arial" w:eastAsia="Arial" w:cs="Tahoma"/>
+                <w:b/>
+                <w:sz w:val="18"/>
+              </w:rPr>
+              <w:t>ต้องเป็นค่าที่คำนวณซ้ำได้ ไม่ใช่ UUID สุ่ม</w:t>
+            </w:r>
+            <w:r>
+              <w:rPr>
+                <w:rFonts w:ascii="Arial" w:hAnsi="Arial" w:eastAsia="Arial" w:cs="Tahoma"/>
+                <w:sz w:val="18"/>
+              </w:rPr>
+              <w:t xml:space="preserve"> เพราะถ้าสุ่มใหม่ทุกครั้งที่ retry จะกันซ้ำไม่ได้เลย (แก้ชนิดจาก </w:t>
+            </w:r>
+            <w:r>
+              <w:rPr>
+                <w:rFonts w:ascii="Courier New" w:hAnsi="Courier New" w:eastAsia="Courier New" w:cs="Tahoma"/>
+                <w:sz w:val="18"/>
+              </w:rPr>
               <w:t>uuid</w:t>
             </w:r>
-          </w:p>
-        </w:tc>
-        <w:tc>
-          <w:tcPr>
-            <w:tcW w:type="dxa" w:w="2520"/>
-            <w:vAlign w:val="center"/>
-          </w:tcPr>
-          <w:p>
-            <w:pPr>
-              <w:keepLines/>
-              <w:spacing w:after="0"/>
-            </w:pPr>
-            <w:r>
-              <w:rPr>
-                <w:rFonts w:ascii="Arial" w:hAnsi="Arial" w:eastAsia="Arial" w:cs="Tahoma"/>
-                <w:sz w:val="18"/>
-              </w:rPr>
-            </w:r>
-            <w:r>
-              <w:rPr>
-                <w:rFonts w:ascii="Arial" w:hAnsi="Arial" w:eastAsia="Arial" w:cs="Tahoma"/>
-                <w:sz w:val="18"/>
-              </w:rPr>
-              <w:t>required</w:t>
-            </w:r>
-          </w:p>
-        </w:tc>
-        <w:tc>
-          <w:tcPr>
-            <w:tcW w:type="dxa" w:w="2520"/>
-            <w:vAlign w:val="center"/>
-          </w:tcPr>
-          <w:p>
-            <w:pPr>
-              <w:keepLines/>
-              <w:spacing w:after="0"/>
-            </w:pPr>
-            <w:r>
-              <w:rPr>
-                <w:rFonts w:ascii="Arial" w:hAnsi="Arial" w:eastAsia="Arial" w:cs="Tahoma"/>
-                <w:sz w:val="18"/>
-              </w:rPr>
-            </w:r>
-            <w:r>
-              <w:rPr>
-                <w:rFonts w:ascii="Arial" w:hAnsi="Arial" w:eastAsia="Arial" w:cs="Tahoma"/>
-                <w:sz w:val="18"/>
-              </w:rPr>
-              <w:t>idempotency key ต่อ impactProcessId + sourceJobNo</w:t>
+            <w:r>
+              <w:rPr>
+                <w:rFonts w:ascii="Arial" w:hAnsi="Arial" w:eastAsia="Arial" w:cs="Tahoma"/>
+                <w:sz w:val="18"/>
+              </w:rPr>
+              <w:t xml:space="preserve"> เมื่อ 2026-09-08 — ตัวอย่างในเอกสารไม่เคยเป็น UUID)</w:t>
             </w:r>
           </w:p>
         </w:tc>
@@ -4978,7 +5021,7 @@
               <w:br/>
               <w:t xml:space="preserve">  "sourceJobNo": "8b",</w:t>
               <w:br/>
-              <w:t xml:space="preserve">  "requestId": "job8b-901234-256907"</w:t>
+              <w:t xml:space="preserve">  "requestId": "job8b-901234-202607"</w:t>
               <w:br/>
               <w:t>}</w:t>
             </w:r>
@@ -6552,7 +6595,22 @@
                 <w:rFonts w:ascii="Arial" w:hAnsi="Arial" w:eastAsia="Arial" w:cs="Tahoma"/>
                 <w:sz w:val="18"/>
               </w:rPr>
-              <w:t>UTF-8; use value domain described by endpoint purpose</w:t>
+              <w:t xml:space="preserve">id ของแถวเดิม — </w:t>
+            </w:r>
+            <w:r>
+              <w:rPr>
+                <w:rFonts w:ascii="Arial" w:hAnsi="Arial" w:eastAsia="Arial" w:cs="Tahoma"/>
+                <w:b/>
+                <w:sz w:val="18"/>
+              </w:rPr>
+              <w:t>ไม่ส่ง = แถวที่ผู้ใช้เพิ่มใหม่ (INSERT)</w:t>
+            </w:r>
+            <w:r>
+              <w:rPr>
+                <w:rFonts w:ascii="Arial" w:hAnsi="Arial" w:eastAsia="Arial" w:cs="Tahoma"/>
+                <w:sz w:val="18"/>
+              </w:rPr>
+              <w:t xml:space="preserve"> · แถวเดิมที่ไม่ถูกส่งมาถือว่าถูกลบ</w:t>
             </w:r>
           </w:p>
         </w:tc>
@@ -8603,6 +8661,166 @@
                 <w:sz w:val="18"/>
               </w:rPr>
               <w:t>อ่านข้อมูล impact และอัปเดต workflow_generation_status W/Y/N</w:t>
+            </w:r>
+          </w:p>
+        </w:tc>
+      </w:tr>
+      <w:tr>
+        <w:trPr>
+          <w:cantSplit/>
+        </w:trPr>
+        <w:tc>
+          <w:tcPr>
+            <w:tcW w:type="dxa" w:w="3360"/>
+            <w:vAlign w:val="center"/>
+          </w:tcPr>
+          <w:p>
+            <w:pPr>
+              <w:keepLines/>
+              <w:spacing w:after="0"/>
+            </w:pPr>
+            <w:r>
+              <w:rPr>
+                <w:rFonts w:ascii="Arial" w:hAnsi="Arial" w:eastAsia="Arial" w:cs="Tahoma"/>
+                <w:sz w:val="18"/>
+              </w:rPr>
+            </w:r>
+            <w:r>
+              <w:rPr>
+                <w:rFonts w:ascii="Arial" w:hAnsi="Arial" w:eastAsia="Arial" w:cs="Tahoma"/>
+                <w:sz w:val="18"/>
+              </w:rPr>
+              <w:t>sgi_fgi_impact_sales_summaries</w:t>
+            </w:r>
+          </w:p>
+        </w:tc>
+        <w:tc>
+          <w:tcPr>
+            <w:tcW w:type="dxa" w:w="3360"/>
+            <w:vAlign w:val="center"/>
+          </w:tcPr>
+          <w:p>
+            <w:pPr>
+              <w:keepLines/>
+              <w:spacing w:after="0"/>
+            </w:pPr>
+            <w:r>
+              <w:rPr>
+                <w:rFonts w:ascii="Arial" w:hAnsi="Arial" w:eastAsia="Arial" w:cs="Tahoma"/>
+                <w:sz w:val="18"/>
+              </w:rPr>
+            </w:r>
+            <w:r>
+              <w:rPr>
+                <w:rFonts w:ascii="Arial" w:hAnsi="Arial" w:eastAsia="Arial" w:cs="Tahoma"/>
+                <w:sz w:val="18"/>
+              </w:rPr>
+              <w:t>R</w:t>
+            </w:r>
+          </w:p>
+        </w:tc>
+        <w:tc>
+          <w:tcPr>
+            <w:tcW w:type="dxa" w:w="3360"/>
+            <w:vAlign w:val="center"/>
+          </w:tcPr>
+          <w:p>
+            <w:pPr>
+              <w:keepLines/>
+              <w:spacing w:after="0"/>
+            </w:pPr>
+            <w:r>
+              <w:rPr>
+                <w:rFonts w:ascii="Arial" w:hAnsi="Arial" w:eastAsia="Arial" w:cs="Tahoma"/>
+                <w:sz w:val="18"/>
+              </w:rPr>
+            </w:r>
+            <w:r>
+              <w:rPr>
+                <w:rFonts w:ascii="Arial" w:hAnsi="Arial" w:eastAsia="Arial" w:cs="Tahoma"/>
+                <w:sz w:val="18"/>
+              </w:rPr>
+              <w:t>growth_rate_diff / sales_status ที่ Gen Flow Gate ใช้ตัดสิน (เพิ่ม 2026-09-02 — SQL แตะอยู่แล้วแต่ไม่ได้ประกาศ)</w:t>
+            </w:r>
+          </w:p>
+        </w:tc>
+      </w:tr>
+      <w:tr>
+        <w:trPr>
+          <w:cantSplit/>
+        </w:trPr>
+        <w:tc>
+          <w:tcPr>
+            <w:tcW w:type="dxa" w:w="3360"/>
+            <w:vAlign w:val="center"/>
+          </w:tcPr>
+          <w:p>
+            <w:pPr>
+              <w:keepLines/>
+              <w:spacing w:after="0"/>
+            </w:pPr>
+            <w:r>
+              <w:rPr>
+                <w:rFonts w:ascii="Arial" w:hAnsi="Arial" w:eastAsia="Arial" w:cs="Tahoma"/>
+                <w:sz w:val="18"/>
+              </w:rPr>
+            </w:r>
+            <w:r>
+              <w:rPr>
+                <w:rFonts w:ascii="Arial" w:hAnsi="Arial" w:eastAsia="Arial" w:cs="Tahoma"/>
+                <w:sz w:val="18"/>
+              </w:rPr>
+              <w:t>sgi_impacted_stores</w:t>
+            </w:r>
+          </w:p>
+        </w:tc>
+        <w:tc>
+          <w:tcPr>
+            <w:tcW w:type="dxa" w:w="3360"/>
+            <w:vAlign w:val="center"/>
+          </w:tcPr>
+          <w:p>
+            <w:pPr>
+              <w:keepLines/>
+              <w:spacing w:after="0"/>
+            </w:pPr>
+            <w:r>
+              <w:rPr>
+                <w:rFonts w:ascii="Arial" w:hAnsi="Arial" w:eastAsia="Arial" w:cs="Tahoma"/>
+                <w:sz w:val="18"/>
+              </w:rPr>
+            </w:r>
+            <w:r>
+              <w:rPr>
+                <w:rFonts w:ascii="Arial" w:hAnsi="Arial" w:eastAsia="Arial" w:cs="Tahoma"/>
+                <w:sz w:val="18"/>
+              </w:rPr>
+              <w:t>R</w:t>
+            </w:r>
+          </w:p>
+        </w:tc>
+        <w:tc>
+          <w:tcPr>
+            <w:tcW w:type="dxa" w:w="3360"/>
+            <w:vAlign w:val="center"/>
+          </w:tcPr>
+          <w:p>
+            <w:pPr>
+              <w:keepLines/>
+              <w:spacing w:after="0"/>
+            </w:pPr>
+            <w:r>
+              <w:rPr>
+                <w:rFonts w:ascii="Arial" w:hAnsi="Arial" w:eastAsia="Arial" w:cs="Tahoma"/>
+                <w:sz w:val="18"/>
+              </w:rPr>
+            </w:r>
+            <w:r>
+              <w:rPr>
+                <w:rFonts w:ascii="Arial" w:hAnsi="Arial" w:eastAsia="Arial" w:cs="Tahoma"/>
+                <w:sz w:val="18"/>
+              </w:rPr>
+              <w:t>opt_dv_user_id ที่ Gen Flow Gate ใช้ตรวจว่ามี DV เจ้าของร้าน (เพิ่ม 2026-09-02)</w:t>
             </w:r>
           </w:p>
         </w:tc>
@@ -9092,7 +9310,7 @@
     </w:p>
     <w:p>
       <w:pPr>
-        <w:pStyle w:val="Heading3"/>
+        <w:pStyle w:val="Heading2"/>
         <w:keepNext/>
         <w:keepLines/>
         <w:pageBreakBefore w:val="0"/>
@@ -9356,7 +9574,64 @@
                 <w:rFonts w:ascii="Arial" w:hAnsi="Arial" w:eastAsia="Arial" w:cs="Tahoma"/>
                 <w:sz w:val="18"/>
               </w:rPr>
-              <w:t>เก็บ SQL ต่อ endpoint (คัดจากหัวข้อ 10) แยกออกจาก service ให้ทดสอบ/รีวิวง่าย</w:t>
+              <w:t xml:space="preserve">เก็บ SQL ต่อ endpoint (คัดจากหัวข้อ 10) แยกออกจาก service ให้ทดสอบ/รีวิวง่าย · </w:t>
+            </w:r>
+            <w:r>
+              <w:rPr>
+                <w:rFonts w:ascii="Arial" w:hAnsi="Arial" w:eastAsia="Arial" w:cs="Tahoma"/>
+                <w:b/>
+                <w:sz w:val="18"/>
+              </w:rPr>
+              <w:t>คีย์ = ชื่อ handler</w:t>
+            </w:r>
+            <w:r>
+              <w:rPr>
+                <w:rFonts w:ascii="Arial" w:hAnsi="Arial" w:eastAsia="Arial" w:cs="Tahoma"/>
+                <w:sz w:val="18"/>
+              </w:rPr>
+              <w:t xml:space="preserve"> เช่น </w:t>
+            </w:r>
+            <w:r>
+              <w:rPr>
+                <w:rFonts w:ascii="Courier New" w:hAnsi="Courier New" w:eastAsia="Courier New" w:cs="Tahoma"/>
+                <w:sz w:val="18"/>
+              </w:rPr>
+              <w:t>getSgiMasterFactors</w:t>
+            </w:r>
+            <w:r>
+              <w:rPr>
+                <w:rFonts w:ascii="Arial" w:hAnsi="Arial" w:eastAsia="Arial" w:cs="Tahoma"/>
+                <w:sz w:val="18"/>
+              </w:rPr>
+              <w:t xml:space="preserve"> · บล็อกที่มีหลาย statement ให้แยกเป็นหลายคีย์ โดยเติมท้ายชื่อให้สื่อความ เช่น DELETE master ที่มี 2 statement → </w:t>
+            </w:r>
+            <w:r>
+              <w:rPr>
+                <w:rFonts w:ascii="Courier New" w:hAnsi="Courier New" w:eastAsia="Courier New" w:cs="Tahoma"/>
+                <w:sz w:val="18"/>
+              </w:rPr>
+              <w:t>removeSgiMasterFactorsByCodeInUse</w:t>
+            </w:r>
+            <w:r>
+              <w:rPr>
+                <w:rFonts w:ascii="Arial" w:hAnsi="Arial" w:eastAsia="Arial" w:cs="Tahoma"/>
+                <w:sz w:val="18"/>
+              </w:rPr>
+              <w:t xml:space="preserve"> (SELECT ตรวจการใช้งาน) + </w:t>
+            </w:r>
+            <w:r>
+              <w:rPr>
+                <w:rFonts w:ascii="Courier New" w:hAnsi="Courier New" w:eastAsia="Courier New" w:cs="Tahoma"/>
+                <w:sz w:val="18"/>
+              </w:rPr>
+              <w:t>removeSgiMasterFactorsByCode</w:t>
+            </w:r>
+            <w:r>
+              <w:rPr>
+                <w:rFonts w:ascii="Arial" w:hAnsi="Arial" w:eastAsia="Arial" w:cs="Tahoma"/>
+                <w:sz w:val="18"/>
+              </w:rPr>
+              <w:t xml:space="preserve"> (DELETE)</w:t>
             </w:r>
           </w:p>
         </w:tc>
@@ -9669,7 +9944,7 @@
                 <w:rFonts w:ascii="Arial" w:hAnsi="Arial" w:eastAsia="Arial" w:cs="Tahoma"/>
                 <w:sz w:val="18"/>
               </w:rPr>
-              <w:t>store-backend · src/entitys/sgi-compensation-documents.entity.ts</w:t>
+              <w:t>store-backend · src/entitys/sgi-fgi-impact-sales-summaries.entity.ts</w:t>
             </w:r>
           </w:p>
         </w:tc>
@@ -9701,7 +9976,7 @@
                 <w:rFonts w:ascii="Courier New" w:hAnsi="Courier New" w:eastAsia="Courier New" w:cs="Tahoma"/>
                 <w:sz w:val="18"/>
               </w:rPr>
-              <w:t>sgi_compensation_documents</w:t>
+              <w:t>sgi_fgi_impact_sales_summaries</w:t>
             </w:r>
             <w:r>
               <w:rPr>
@@ -9722,15 +9997,7 @@
                 <w:rFonts w:ascii="Arial" w:hAnsi="Arial" w:eastAsia="Arial" w:cs="Tahoma"/>
                 <w:sz w:val="18"/>
               </w:rPr>
-              <w:t xml:space="preserve">, ไม่ประกาศ relation) — </w:t>
-            </w:r>
-            <w:r>
-              <w:rPr>
-                <w:rFonts w:ascii="Arial" w:hAnsi="Arial" w:eastAsia="Arial" w:cs="Tahoma"/>
-                <w:b/>
-                <w:sz w:val="18"/>
-              </w:rPr>
-              <w:t>entity ร่วมหลายเอกสาร: ประกาศครั้งเดียวแล้วอ้างอิง อย่าสร้างซ้ำ</w:t>
+              <w:t>, ไม่ประกาศ relation)</w:t>
             </w:r>
           </w:p>
         </w:tc>
@@ -10135,7 +10402,7 @@
     <w:p/>
     <w:p>
       <w:pPr>
-        <w:pStyle w:val="Heading3"/>
+        <w:pStyle w:val="Heading2"/>
         <w:keepNext/>
         <w:keepLines/>
         <w:pageBreakBefore w:val="0"/>
@@ -10171,7 +10438,7 @@
         <w:br/>
         <w:t>// BFF เรียกด้วย x-api-key และแนบ x-user-id / x-user-group-id / x-user-permissions มาให้</w:t>
         <w:br/>
-        <w:t>@Controller('sgi/sgi/workflow')</w:t>
+        <w:t>@Controller('workflow')</w:t>
         <w:br/>
         <w:t>@UseGuards(HttpHeaderGuard)</w:t>
         <w:br/>
@@ -10182,7 +10449,7 @@
         <w:br/>
         <w:t xml:space="preserve">  // POST /api/v1/sgi/workflow/instances — เปิด workflow ภายในจาก impact process; เรียกโดย Job 8b ผ่าน service t…</w:t>
         <w:br/>
-        <w:t xml:space="preserve">  @Post('workflow/instances')</w:t>
+        <w:t xml:space="preserve">  @Post('instances')</w:t>
         <w:br/>
         <w:t xml:space="preserve">  createSgiWorkflowInstances(</w:t>
         <w:br/>
@@ -10201,7 +10468,7 @@
         <w:br/>
         <w:t xml:space="preserve">  // GET /api/v1/sgi/workflow/instances/{id} — อ่านสถานะ workflow instance</w:t>
         <w:br/>
-        <w:t xml:space="preserve">  @Get('workflow/instances/:id')</w:t>
+        <w:t xml:space="preserve">  @Get('instances/:id')</w:t>
         <w:br/>
         <w:t xml:space="preserve">  getSgiWorkflowInstancesById(@Param('id') id: string, @UserId() userId: string) {</w:t>
         <w:br/>
@@ -10214,7 +10481,7 @@
         <w:br/>
         <w:t xml:space="preserve">  // GET /api/v1/sgi/workflow/summary — สรุป W/Y/N และงานค้างต่อ section สำหรับ monitor</w:t>
         <w:br/>
-        <w:t xml:space="preserve">  @Get('workflow/summary')</w:t>
+        <w:t xml:space="preserve">  @Get('summary')</w:t>
         <w:br/>
         <w:t xml:space="preserve">  getWorkflowSummary(@Query() query: WorkflowInstancesQueryDto, @UserId() userId: string) {</w:t>
         <w:br/>
@@ -10229,7 +10496,7 @@
     </w:p>
     <w:p>
       <w:pPr>
-        <w:pStyle w:val="Heading3"/>
+        <w:pStyle w:val="Heading2"/>
         <w:keepNext/>
         <w:keepLines/>
         <w:pageBreakBefore w:val="0"/>
@@ -10256,7 +10523,7 @@
         <w:br/>
         <w:t xml:space="preserve">  IsArray, IsBoolean, IsIn, IsInt, IsNotEmpty, IsNumber, IsObject, IsOptional,</w:t>
         <w:br/>
-        <w:t xml:space="preserve">  IsString, Matches, Max, MaxLength, Min,</w:t>
+        <w:t xml:space="preserve">  IsString, Matches, Max, MaxLength, Min, ValidateNested,</w:t>
         <w:br/>
         <w:t>} from 'class-validator';</w:t>
         <w:br/>
@@ -10315,7 +10582,7 @@
         <w:t xml:space="preserve">  sourceJobNo: string;</w:t>
         <w:br/>
         <w:br/>
-        <w:t xml:space="preserve">  /** idempotency key ต่อ impactProcessId + sourceJobNo */</w:t>
+        <w:t xml:space="preserve">  /** idempotency key ต่อ impactProcessId + sourceJobNo — **ต้องเป็นค่าที่คำนวณซ้ำได้ ไม่ใช่ UU… */</w:t>
         <w:br/>
         <w:t xml:space="preserve">  @IsNotEmpty()</w:t>
         <w:br/>
@@ -10328,7 +10595,7 @@
     </w:p>
     <w:p>
       <w:pPr>
-        <w:pStyle w:val="Heading3"/>
+        <w:pStyle w:val="Heading2"/>
         <w:keepNext/>
         <w:keepLines/>
         <w:pageBreakBefore w:val="0"/>
@@ -10375,7 +10642,7 @@
         </w:rPr>
         <w:t>// src/modules/sgi-workflow-instances/sgi-workflow-instances.service.ts</w:t>
         <w:br/>
-        <w:t>import { Inject, Injectable, Logger, NotFoundException, NotImplementedException } from '@nestjs/common';</w:t>
+        <w:t>import { BadRequestException, ConflictException, Inject, Injectable, Logger, NotFoundException, NotImplementedException } from '@nestjs/common';</w:t>
         <w:br/>
         <w:t>import { DataSource } from 'typeorm';</w:t>
         <w:br/>
@@ -10422,7 +10689,7 @@
         <w:br/>
         <w:t xml:space="preserve">      // TODO: lock แถวเป้าหมายของ sgi_fgi_impact_processes ด้วย SELECT ... FOR UPDATE ก่อนเขียน</w:t>
         <w:br/>
-        <w:t xml:space="preserve">      const [current] = await runner.query(SGI_SQL.createSgiWorkflowInstancesLock, [body.docNo]);</w:t>
+        <w:t xml:space="preserve">      const [current] = await runner.query(SGI_SQL.createSgiWorkflowInstancesLock, [body.impactProcessId]);</w:t>
         <w:br/>
         <w:t xml:space="preserve">      if (!current) {</w:t>
         <w:br/>
@@ -10471,17 +10738,19 @@
         <w:br/>
         <w:t xml:space="preserve">    const page = 1;</w:t>
         <w:br/>
-        <w:t xml:space="preserve">    const size = 100; // endpoint นี้ไม่มี query param — ไม่แบ่งหน้า</w:t>
+        <w:t xml:space="preserve">    // DTO ของเส้นนี้ไม่มี page/size (ดูหัวข้อ DTO) — ไม่แบ่งหน้า</w:t>
+        <w:br/>
+        <w:t xml:space="preserve">    const size = 100;</w:t>
         <w:br/>
         <w:t xml:space="preserve">    // SQL เต็มอยู่ในหัวข้อ Database SQL ของเอกสารนี้ (คีย์ 'GET /api/v1/sgi/workflow/instances/{id}')</w:t>
         <w:br/>
-        <w:t xml:space="preserve">    // ⚠️ SQL ตัวอย่างบางเส้นเขียนด้วย named parameter (:size/:offset) แต่ dataSource.query()</w:t>
-        <w:br/>
-        <w:t xml:space="preserve">    //    รับเฉพาะ positional $1..$n — ต้องแปลงชื่อเป็นลำดับก่อน หรือใช้ QueryBuilder แทน</w:t>
+        <w:t xml:space="preserve">    // SQL ในเอกสารเป็น positional $1..$n อยู่แล้ว (ตัวสร้างแปลงให้ตั้งแต่ 2026-09-04)</w:t>
+        <w:br/>
+        <w:t xml:space="preserve">    //   บรรทัดแรกของบล็อก SQL คือ `-- bind ตามลำดับ: $1=... · $2=...` ให้เรียงอาร์กิวเมนต์ตามนั้น</w:t>
         <w:br/>
         <w:t xml:space="preserve">    const rows = await this.dataSource.query(SGI_SQL.getSgiWorkflowInstancesById, [</w:t>
         <w:br/>
-        <w:t xml:space="preserve">      // TODO: เรียงพารามิเตอร์ให้ตรงกับ $1..$n ของ SQL จริง</w:t>
+        <w:t xml:space="preserve">      // เรียงให้ตรงกับบรรทัด `-- bind ตามลำดับ:` ของ SQL เส้นนี้</w:t>
         <w:br/>
         <w:t xml:space="preserve">      userId, (page - 1) * size, size,</w:t>
         <w:br/>
@@ -10511,7 +10780,7 @@
     </w:p>
     <w:p>
       <w:pPr>
-        <w:pStyle w:val="Heading3"/>
+        <w:pStyle w:val="Heading2"/>
         <w:keepNext/>
         <w:keepLines/>
         <w:pageBreakBefore w:val="0"/>
@@ -11049,7 +11318,7 @@
     </w:p>
     <w:p>
       <w:pPr>
-        <w:pStyle w:val="Heading3"/>
+        <w:pStyle w:val="Heading2"/>
         <w:keepNext/>
         <w:keepLines/>
         <w:pageBreakBefore w:val="0"/>
@@ -11082,44 +11351,99 @@
         <w:t xml:space="preserve">  id: number;</w:t>
         <w:br/>
         <w:br/>
-        <w:t xml:space="preserve">  @Column({ name: 'impacted_store_code', type: 'char', length: 5 })</w:t>
+        <w:t xml:space="preserve">  @Column({ name: 'impacted_store_code', type: 'varchar', length: 5 })</w:t>
         <w:br/>
         <w:t xml:space="preserve">  impactedStoreCode: string;</w:t>
         <w:br/>
         <w:br/>
-        <w:t xml:space="preserve">  @Column({ name: 'period_year', type: 'int' })</w:t>
-        <w:br/>
-        <w:t xml:space="preserve">  periodYear: number;</w:t>
-        <w:br/>
-        <w:br/>
-        <w:t xml:space="preserve">  @Column({ name: 'period_month', type: 'int' })</w:t>
-        <w:br/>
-        <w:t xml:space="preserve">  periodMonth: number;</w:t>
-        <w:br/>
-        <w:br/>
-        <w:t xml:space="preserve">  @Column({ name: 'action_status', type: 'char', length: 1 })</w:t>
-        <w:br/>
-        <w:t xml:space="preserve">  actionStatus: string;</w:t>
-        <w:br/>
-        <w:br/>
-        <w:t xml:space="preserve">  @Column({ name: 'workflow_generation_status', type: 'char', length: 1 })</w:t>
+        <w:t xml:space="preserve">  @Column({ name: 'impact_month', type: 'char', length: 7 })</w:t>
+        <w:br/>
+        <w:t xml:space="preserve">  impactMonth: string;</w:t>
+        <w:br/>
+        <w:br/>
+        <w:t xml:space="preserve">  @Column({ name: 'impact_year', type: 'int' })</w:t>
+        <w:br/>
+        <w:t xml:space="preserve">  impactYear: number;</w:t>
+        <w:br/>
+        <w:br/>
+        <w:t xml:space="preserve">  @Column({ name: 'process_status', type: 'varchar', length: 30 })</w:t>
+        <w:br/>
+        <w:t xml:space="preserve">  processStatus: string;</w:t>
+        <w:br/>
+        <w:br/>
+        <w:t xml:space="preserve">  @Column({ name: 'action_status', type: 'varchar', length: 30, nullable: true })</w:t>
+        <w:br/>
+        <w:t xml:space="preserve">  actionStatus?: string;</w:t>
+        <w:br/>
+        <w:br/>
+        <w:t xml:space="preserve">  @Column({ name: 'last_compensation_amount', type: 'numeric', precision: 14, scale: 2, nullable: true })</w:t>
+        <w:br/>
+        <w:t xml:space="preserve">  lastCompensationAmount?: string;</w:t>
+        <w:br/>
+        <w:br/>
+        <w:t xml:space="preserve">  @Column({ name: 'workflow_generation_status', type: 'char', length: 1, default: 'W' })</w:t>
         <w:br/>
         <w:t xml:space="preserve">  workflowGenerationStatus: string;</w:t>
         <w:br/>
         <w:br/>
-        <w:t xml:space="preserve">  @Column({ name: 'last_compensation_amount', type: 'numeric', precision: 15, scale: 2, nullable: true })</w:t>
-        <w:br/>
-        <w:t xml:space="preserve">  lastCompensationAmount?: string;</w:t>
-        <w:br/>
-        <w:br/>
-        <w:t xml:space="preserve">  @Column({ name: 'created_at', type: 'timestamptz', nullable: true })</w:t>
-        <w:br/>
-        <w:t xml:space="preserve">  createdAt?: Date;</w:t>
-        <w:br/>
-        <w:br/>
-        <w:t xml:space="preserve">  // TODO: ตรวจความยาว/precision กับ DDL จริงใน sql/deploy-sgi-*.sql ก่อน merge</w:t>
-        <w:br/>
-        <w:t xml:space="preserve">  //       entity ชุดนี้ไม่ประกาศ relation ตาม convention (join ด้วย raw SQL)</w:t>
+        <w:t xml:space="preserve">  @Column({ name: 'last_compensate_seq', type: 'int', default: 1 })</w:t>
+        <w:br/>
+        <w:t xml:space="preserve">  lastCompensateSeq: number;</w:t>
+        <w:br/>
+        <w:br/>
+        <w:t xml:space="preserve">  @Column({ name: 'last_compensate_seq_no', type: 'int', default: 1 })</w:t>
+        <w:br/>
+        <w:t xml:space="preserve">  lastCompensateSeqNo: number;</w:t>
+        <w:br/>
+        <w:br/>
+        <w:t xml:space="preserve">  @Column({ name: 'start_compensate_month', type: 'char', length: 7, nullable: true })</w:t>
+        <w:br/>
+        <w:t xml:space="preserve">  startCompensateMonth?: string;</w:t>
+        <w:br/>
+        <w:br/>
+        <w:t xml:space="preserve">  @Column({ name: 'start_compensate_year', type: 'int', nullable: true })</w:t>
+        <w:br/>
+        <w:t xml:space="preserve">  startCompensateYear?: number;</w:t>
+        <w:br/>
+        <w:br/>
+        <w:t xml:space="preserve">  @Column({ name: 'end_compensate_month', type: 'char', length: 7, nullable: true })</w:t>
+        <w:br/>
+        <w:t xml:space="preserve">  endCompensateMonth?: string;</w:t>
+        <w:br/>
+        <w:br/>
+        <w:t xml:space="preserve">  @Column({ name: 'end_compensate_year', type: 'int', nullable: true })</w:t>
+        <w:br/>
+        <w:t xml:space="preserve">  endCompensateYear?: number;</w:t>
+        <w:br/>
+        <w:br/>
+        <w:t xml:space="preserve">  @Column({ name: 'flag_action', type: 'char', length: 1, default: 'Y' })</w:t>
+        <w:br/>
+        <w:t xml:space="preserve">  flagAction: string;</w:t>
+        <w:br/>
+        <w:br/>
+        <w:t xml:space="preserve">  @Column({ name: 'datasource', type: 'varchar', length: 5, nullable: true })</w:t>
+        <w:br/>
+        <w:t xml:space="preserve">  datasource?: string;</w:t>
+        <w:br/>
+        <w:br/>
+        <w:t xml:space="preserve">  @Column({ name: 'created_at', type: 'timestamp' })</w:t>
+        <w:br/>
+        <w:t xml:space="preserve">  createdAt: Date;</w:t>
+        <w:br/>
+        <w:br/>
+        <w:t xml:space="preserve">  @Column({ name: 'updated_by', type: 'varchar', length: 30, nullable: true })</w:t>
+        <w:br/>
+        <w:t xml:space="preserve">  updatedBy?: string;</w:t>
+        <w:br/>
+        <w:br/>
+        <w:t xml:space="preserve">  @Column({ name: 'updated_at', type: 'timestamp' })</w:t>
+        <w:br/>
+        <w:t xml:space="preserve">  updatedAt: Date;</w:t>
+        <w:br/>
+        <w:br/>
+        <w:t xml:space="preserve">  // entity ชุดนี้ generate จาก DDL ใน LLDD-Database.pdf §5.2–5.4 โดยตรง — คอลัมน์/ชนิด/nullable ตรงกันเสมอ</w:t>
+        <w:br/>
+        <w:t xml:space="preserve">  // ไม่ประกาศ relation ตาม convention ของทีม (join ด้วย raw SQL)</w:t>
         <w:br/>
         <w:t>}</w:t>
       </w:r>
@@ -11153,39 +11477,79 @@
         <w:t xml:space="preserve">  impactProcessId: number;</w:t>
         <w:br/>
         <w:br/>
-        <w:t xml:space="preserve">  @Column({ name: 'impacted_store_code', type: 'char', length: 5 })</w:t>
+        <w:t xml:space="preserve">  @Column({ name: 'impacted_store_code', type: 'varchar', length: 5 })</w:t>
         <w:br/>
         <w:t xml:space="preserve">  impactedStoreCode: string;</w:t>
         <w:br/>
         <w:br/>
-        <w:t xml:space="preserve">  @Column({ name: 'new_store_code', type: 'char', length: 5 })</w:t>
+        <w:t xml:space="preserve">  @Column({ name: 'new_store_code', type: 'varchar', length: 5 })</w:t>
         <w:br/>
         <w:t xml:space="preserve">  newStoreCode: string;</w:t>
         <w:br/>
         <w:br/>
-        <w:t xml:space="preserve">  @Column({ name: 'verify_status', type: 'char', length: 1 })</w:t>
+        <w:t xml:space="preserve">  @Column({ name: 'impact_month', type: 'char', length: 7 })</w:t>
+        <w:br/>
+        <w:t xml:space="preserve">  impactMonth: string;</w:t>
+        <w:br/>
+        <w:br/>
+        <w:t xml:space="preserve">  @Column({ name: 'distance_km', type: 'numeric', precision: 8, scale: 3, nullable: true })</w:t>
+        <w:br/>
+        <w:t xml:space="preserve">  distanceKm?: string;</w:t>
+        <w:br/>
+        <w:br/>
+        <w:t xml:space="preserve">  @Column({ name: 'verify_status', type: 'char', length: 1, default: 'W' })</w:t>
         <w:br/>
         <w:t xml:space="preserve">  verifyStatus: string;</w:t>
         <w:br/>
         <w:br/>
-        <w:t xml:space="preserve">  @Column({ name: 'compensate_percent', type: 'numeric', precision: 5, scale: 2, nullable: true })</w:t>
-        <w:br/>
-        <w:t xml:space="preserve">  compensatePercent?: string;</w:t>
-        <w:br/>
-        <w:br/>
-        <w:t xml:space="preserve">  @Column({ name: 'period_year', type: 'int' })</w:t>
-        <w:br/>
-        <w:t xml:space="preserve">  periodYear: number;</w:t>
-        <w:br/>
-        <w:br/>
-        <w:t xml:space="preserve">  @Column({ name: 'period_month', type: 'int' })</w:t>
-        <w:br/>
-        <w:t xml:space="preserve">  periodMonth: number;</w:t>
-        <w:br/>
-        <w:br/>
-        <w:t xml:space="preserve">  // TODO: ตรวจความยาว/precision กับ DDL จริงใน sql/deploy-sgi-*.sql ก่อน merge</w:t>
-        <w:br/>
-        <w:t xml:space="preserve">  //       entity ชุดนี้ไม่ประกาศ relation ตาม convention (join ด้วย raw SQL)</w:t>
+        <w:t xml:space="preserve">  @Column({ name: 'created_by', type: 'varchar', length: 10, default: 'ALM' })</w:t>
+        <w:br/>
+        <w:t xml:space="preserve">  createdBy: string;</w:t>
+        <w:br/>
+        <w:br/>
+        <w:t xml:space="preserve">  @Column({ name: 'updated_by', type: 'varchar', length: 10, nullable: true })</w:t>
+        <w:br/>
+        <w:t xml:space="preserve">  updatedBy?: string;</w:t>
+        <w:br/>
+        <w:br/>
+        <w:t xml:space="preserve">  @Column({ name: 'created_at', type: 'timestamp' })</w:t>
+        <w:br/>
+        <w:t xml:space="preserve">  createdAt: Date;</w:t>
+        <w:br/>
+        <w:br/>
+        <w:t xml:space="preserve">  @Column({ name: 'sales_request_status', type: 'char', length: 1, default: 'W' })</w:t>
+        <w:br/>
+        <w:t xml:space="preserve">  salesRequestStatus: string;</w:t>
+        <w:br/>
+        <w:br/>
+        <w:t xml:space="preserve">  @Column({ name: 'forecast_compensate_percent', type: 'numeric', precision: 7, scale: 4, nullable: true })</w:t>
+        <w:br/>
+        <w:t xml:space="preserve">  forecastCompensatePercent?: string;</w:t>
+        <w:br/>
+        <w:br/>
+        <w:t xml:space="preserve">  @Column({ name: 'adjust_compensate_percent', type: 'numeric', precision: 7, scale: 4, nullable: true })</w:t>
+        <w:br/>
+        <w:t xml:space="preserve">  adjustCompensatePercent?: string;</w:t>
+        <w:br/>
+        <w:br/>
+        <w:t xml:space="preserve">  @Column({ name: 'forecast_compensation_amount', type: 'numeric', precision: 14, scale: 2, nullable: true })</w:t>
+        <w:br/>
+        <w:t xml:space="preserve">  forecastCompensationAmount?: string;</w:t>
+        <w:br/>
+        <w:br/>
+        <w:t xml:space="preserve">  @Column({ name: 'adjust_compensation_amount', type: 'numeric', precision: 14, scale: 2, nullable: true })</w:t>
+        <w:br/>
+        <w:t xml:space="preserve">  adjustCompensationAmount?: string;</w:t>
+        <w:br/>
+        <w:br/>
+        <w:t xml:space="preserve">  @Column({ name: 'updated_at', type: 'timestamp' })</w:t>
+        <w:br/>
+        <w:t xml:space="preserve">  updatedAt: Date;</w:t>
+        <w:br/>
+        <w:br/>
+        <w:t xml:space="preserve">  // entity ชุดนี้ generate จาก DDL ใน LLDD-Database.pdf §5.2–5.4 โดยตรง — คอลัมน์/ชนิด/nullable ตรงกันเสมอ</w:t>
+        <w:br/>
+        <w:t xml:space="preserve">  // ไม่ประกาศ relation ตาม convention ของทีม (join ด้วย raw SQL)</w:t>
         <w:br/>
         <w:t>}</w:t>
       </w:r>
@@ -11193,6 +11557,24 @@
     <w:p>
       <w:r>
         <w:t>ตารางที่เหลือของเอกสารนี้ (</w:t>
+      </w:r>
+      <w:r>
+        <w:rPr>
+          <w:rFonts w:ascii="Courier New" w:hAnsi="Courier New" w:eastAsia="Courier New" w:cs="Tahoma"/>
+        </w:rPr>
+        <w:t>sgi_fgi_impact_sales_summaries</w:t>
+      </w:r>
+      <w:r>
+        <w:t xml:space="preserve">, </w:t>
+      </w:r>
+      <w:r>
+        <w:rPr>
+          <w:rFonts w:ascii="Courier New" w:hAnsi="Courier New" w:eastAsia="Courier New" w:cs="Tahoma"/>
+        </w:rPr>
+        <w:t>sgi_impacted_stores</w:t>
+      </w:r>
+      <w:r>
+        <w:t xml:space="preserve">, </w:t>
       </w:r>
       <w:r>
         <w:rPr>
@@ -11640,7 +12022,7 @@
     <w:p/>
     <w:p>
       <w:pPr>
-        <w:pStyle w:val="Heading3"/>
+        <w:pStyle w:val="Heading2"/>
         <w:keepNext/>
         <w:keepLines/>
         <w:pageBreakBefore w:val="0"/>
@@ -11677,7 +12059,7 @@
         <w:br/>
         <w:t>import { FgiImpactStore } from '../../entitys/sgi-fgi-impact-stores.entity';</w:t>
         <w:br/>
-        <w:t>import { CompensationDocument } from '../../entitys/sgi-compensation-documents.entity';</w:t>
+        <w:t>import { FgiImpactSalesSummary } from '../../entitys/sgi-fgi-impact-sales-summaries.entity';</w:t>
         <w:br/>
         <w:br/>
         <w:t>export const sgiWorkflowInstancesProviders = [</w:t>
@@ -11704,9 +12086,9 @@
         <w:br/>
         <w:t xml:space="preserve">  {</w:t>
         <w:br/>
-        <w:t xml:space="preserve">    provide: 'SGI_COMPENSATION_DOCUMENT_REPOSITORY',</w:t>
-        <w:br/>
-        <w:t xml:space="preserve">    useFactory: (dataSource: DataSource) =&gt; dataSource.getRepository(CompensationDocument),</w:t>
+        <w:t xml:space="preserve">    provide: 'SGI_FGI_IMPACT_SALES_SUMMARIES_REPOSITORY',</w:t>
+        <w:br/>
+        <w:t xml:space="preserve">    useFactory: (dataSource: DataSource) =&gt; dataSource.getRepository(FgiImpactSalesSummary),</w:t>
         <w:br/>
         <w:t xml:space="preserve">    inject: ['DATA_SOURCE'],</w:t>
         <w:br/>
@@ -11767,7 +12149,7 @@
     </w:p>
     <w:p>
       <w:pPr>
-        <w:pStyle w:val="Heading3"/>
+        <w:pStyle w:val="Heading2"/>
         <w:keepNext/>
         <w:keepLines/>
         <w:pageBreakBefore w:val="0"/>
@@ -11871,6 +12253,12 @@
         <w:br/>
         <w:t xml:space="preserve">  // BFF ไม่มี DB — หน้าที่เดียวคือแนบ user context แล้ว forward</w:t>
         <w:br/>
+        <w:t xml:space="preserve">  // ⚠️ ต้อง unwrap envelope ของ store-backend 1 ชั้นก่อนคืน (ยืนยันจากโค้ดจริง 2026-09-04):</w:t>
+        <w:br/>
+        <w:t xml:space="preserve">  //    ResponseInterceptor ระดับ global ของ BFF ห่อผลลัพธ์เป็น { success, data, requestId } อีกที</w:t>
+        <w:br/>
+        <w:t xml:space="preserve">  //    ถ้าคืน { success, data } ดิบมา FE จะได้ data.data.data — SgiClientService จึงต้องคืน .data.data</w:t>
+        <w:br/>
         <w:t xml:space="preserve">  private userHeaders(user: any) {</w:t>
         <w:br/>
         <w:t xml:space="preserve">    return {</w:t>
@@ -11916,9 +12304,9 @@
         <w:t>import { AuthGuard } from '@nestjs/passport';</w:t>
         <w:br/>
         <w:br/>
-        <w:t>// เลือก prefix แบบเดียวทั้งโมดูล: ใช้ '/bff/sgi/...' (ห้ามปนกับแบบไม่มี /bff)</w:t>
-        <w:br/>
-        <w:t>@Controller('bff/sgi/workflow-instances')</w:t>
+        <w:t>// path เดียวกับที่ FE เรียก (apiClient baseURL รวม /api/v1 แล้ว) — ห้ามตั้งตามชื่อเอกสาร LLDD</w:t>
+        <w:br/>
+        <w:t>@Controller('sgi/workflow')</w:t>
         <w:br/>
         <w:t>@UseGuards(AuthGuard('jwt'))</w:t>
         <w:br/>
@@ -11929,7 +12317,7 @@
         <w:br/>
         <w:t xml:space="preserve">  // proxy ของ POST /api/v1/sgi/workflow/instances</w:t>
         <w:br/>
-        <w:t xml:space="preserve">  @Post('sgi/workflow/instances')</w:t>
+        <w:t xml:space="preserve">  @Post('instances')</w:t>
         <w:br/>
         <w:t xml:space="preserve">  createSgiWorkflowInstances(@Body() body: any, @Req() req: any) {</w:t>
         <w:br/>
@@ -11940,7 +12328,7 @@
         <w:br/>
         <w:t xml:space="preserve">  // proxy ของ GET /api/v1/sgi/workflow/instances/{id}</w:t>
         <w:br/>
-        <w:t xml:space="preserve">  @Get('sgi/workflow/instances/:id')</w:t>
+        <w:t xml:space="preserve">  @Get('instances/:id')</w:t>
         <w:br/>
         <w:t xml:space="preserve">  getSgiWorkflowInstancesById(@Param('id') id: string, @Query() query: any, @Req() req: any) {</w:t>
         <w:br/>
@@ -11966,7 +12354,7 @@
     </w:p>
     <w:p>
       <w:pPr>
-        <w:pStyle w:val="Heading3"/>
+        <w:pStyle w:val="Heading2"/>
         <w:keepNext/>
         <w:keepLines/>
         <w:pageBreakBefore w:val="0"/>
@@ -12243,7 +12631,7 @@
                 <w:rFonts w:ascii="Arial" w:hAnsi="Arial" w:eastAsia="Arial" w:cs="Tahoma"/>
                 <w:sz w:val="18"/>
               </w:rPr>
-              <w:t>sgi_compensation_documents</w:t>
+              <w:t>sgi_fgi_impact_sales_summaries</w:t>
             </w:r>
           </w:p>
         </w:tc>
@@ -12268,7 +12656,7 @@
                 <w:rFonts w:ascii="Arial" w:hAnsi="Arial" w:eastAsia="Arial" w:cs="Tahoma"/>
                 <w:sz w:val="18"/>
               </w:rPr>
-              <w:t>R/W</w:t>
+              <w:t>R</w:t>
             </w:r>
           </w:p>
         </w:tc>
@@ -12293,7 +12681,7 @@
                 <w:rFonts w:ascii="Arial" w:hAnsi="Arial" w:eastAsia="Arial" w:cs="Tahoma"/>
                 <w:sz w:val="18"/>
               </w:rPr>
-              <w:t>create-if-missing จาก impact process และผูก docNo</w:t>
+              <w:t>growth_rate_diff / sales_status ที่ Gen Flow Gate ใช้ตัดสิน (เพิ่ม 2026-09-02 — SQL แตะอยู่แล้วแต่ไม่ได้ประกาศ)</w:t>
             </w:r>
           </w:p>
         </w:tc>
@@ -12323,7 +12711,7 @@
                 <w:rFonts w:ascii="Arial" w:hAnsi="Arial" w:eastAsia="Arial" w:cs="Tahoma"/>
                 <w:sz w:val="18"/>
               </w:rPr>
-              <w:t>sgi_interface_transactions</w:t>
+              <w:t>sgi_impacted_stores</w:t>
             </w:r>
           </w:p>
         </w:tc>
@@ -12348,7 +12736,7 @@
                 <w:rFonts w:ascii="Arial" w:hAnsi="Arial" w:eastAsia="Arial" w:cs="Tahoma"/>
                 <w:sz w:val="18"/>
               </w:rPr>
-              <w:t>W</w:t>
+              <w:t>R</w:t>
             </w:r>
           </w:p>
         </w:tc>
@@ -12373,7 +12761,7 @@
                 <w:rFonts w:ascii="Arial" w:hAnsi="Arial" w:eastAsia="Arial" w:cs="Tahoma"/>
                 <w:sz w:val="18"/>
               </w:rPr>
-              <w:t>บันทึกผลเรียกจาก Job 8b · ตาราง job_run_histories ถูกตัด 2026-08-06 — ผลการรันไปที่ application log</w:t>
+              <w:t>opt_dv_user_id ที่ Gen Flow Gate ใช้ตรวจว่ามี DV เจ้าของร้าน (เพิ่ม 2026-09-02)</w:t>
             </w:r>
           </w:p>
         </w:tc>
@@ -12403,7 +12791,7 @@
                 <w:rFonts w:ascii="Arial" w:hAnsi="Arial" w:eastAsia="Arial" w:cs="Tahoma"/>
                 <w:sz w:val="18"/>
               </w:rPr>
-              <w:t>workflow_transaction</w:t>
+              <w:t>sgi_compensation_documents</w:t>
             </w:r>
           </w:p>
         </w:tc>
@@ -12428,7 +12816,7 @@
                 <w:rFonts w:ascii="Arial" w:hAnsi="Arial" w:eastAsia="Arial" w:cs="Tahoma"/>
                 <w:sz w:val="18"/>
               </w:rPr>
-              <w:t>W (โดย lib)</w:t>
+              <w:t>R/W</w:t>
             </w:r>
           </w:p>
         </w:tc>
@@ -12453,7 +12841,7 @@
                 <w:rFonts w:ascii="Arial" w:hAnsi="Arial" w:eastAsia="Arial" w:cs="Tahoma"/>
                 <w:sz w:val="18"/>
               </w:rPr>
-              <w:t>ใช้ของระบบเดิม: workflow engine @srm/glb-workflow</w:t>
+              <w:t>create-if-missing จาก impact process และผูก docNo</w:t>
             </w:r>
           </w:p>
         </w:tc>
@@ -12483,7 +12871,7 @@
                 <w:rFonts w:ascii="Arial" w:hAnsi="Arial" w:eastAsia="Arial" w:cs="Tahoma"/>
                 <w:sz w:val="18"/>
               </w:rPr>
-              <w:t>workflow_approver</w:t>
+              <w:t>sgi_interface_transactions</w:t>
             </w:r>
           </w:p>
         </w:tc>
@@ -12508,7 +12896,7 @@
                 <w:rFonts w:ascii="Arial" w:hAnsi="Arial" w:eastAsia="Arial" w:cs="Tahoma"/>
                 <w:sz w:val="18"/>
               </w:rPr>
-              <w:t>W (ผ่าน lib)</w:t>
+              <w:t>W</w:t>
             </w:r>
           </w:p>
         </w:tc>
@@ -12533,7 +12921,7 @@
                 <w:rFonts w:ascii="Arial" w:hAnsi="Arial" w:eastAsia="Arial" w:cs="Tahoma"/>
                 <w:sz w:val="18"/>
               </w:rPr>
-              <w:t>ใช้ของระบบเดิม: workflow engine @srm/glb-workflow</w:t>
+              <w:t>บันทึกผลเรียกจาก Job 8b · ตาราง job_run_histories ถูกตัด 2026-08-06 — ผลการรันไปที่ application log</w:t>
             </w:r>
           </w:p>
         </w:tc>
@@ -12563,7 +12951,7 @@
                 <w:rFonts w:ascii="Arial" w:hAnsi="Arial" w:eastAsia="Arial" w:cs="Tahoma"/>
                 <w:sz w:val="18"/>
               </w:rPr>
-              <w:t>workflow_status</w:t>
+              <w:t>workflow_transaction</w:t>
             </w:r>
           </w:p>
         </w:tc>
@@ -12588,7 +12976,7 @@
                 <w:rFonts w:ascii="Arial" w:hAnsi="Arial" w:eastAsia="Arial" w:cs="Tahoma"/>
                 <w:sz w:val="18"/>
               </w:rPr>
-              <w:t>R</w:t>
+              <w:t>W (โดย lib)</w:t>
             </w:r>
           </w:p>
         </w:tc>
@@ -12643,6 +13031,166 @@
                 <w:rFonts w:ascii="Arial" w:hAnsi="Arial" w:eastAsia="Arial" w:cs="Tahoma"/>
                 <w:sz w:val="18"/>
               </w:rPr>
+              <w:t>workflow_approver</w:t>
+            </w:r>
+          </w:p>
+        </w:tc>
+        <w:tc>
+          <w:tcPr>
+            <w:tcW w:type="dxa" w:w="3360"/>
+            <w:vAlign w:val="center"/>
+          </w:tcPr>
+          <w:p>
+            <w:pPr>
+              <w:keepLines/>
+              <w:spacing w:after="0"/>
+            </w:pPr>
+            <w:r>
+              <w:rPr>
+                <w:rFonts w:ascii="Arial" w:hAnsi="Arial" w:eastAsia="Arial" w:cs="Tahoma"/>
+                <w:sz w:val="18"/>
+              </w:rPr>
+            </w:r>
+            <w:r>
+              <w:rPr>
+                <w:rFonts w:ascii="Arial" w:hAnsi="Arial" w:eastAsia="Arial" w:cs="Tahoma"/>
+                <w:sz w:val="18"/>
+              </w:rPr>
+              <w:t>W (ผ่าน lib)</w:t>
+            </w:r>
+          </w:p>
+        </w:tc>
+        <w:tc>
+          <w:tcPr>
+            <w:tcW w:type="dxa" w:w="3360"/>
+            <w:vAlign w:val="center"/>
+          </w:tcPr>
+          <w:p>
+            <w:pPr>
+              <w:keepLines/>
+              <w:spacing w:after="0"/>
+            </w:pPr>
+            <w:r>
+              <w:rPr>
+                <w:rFonts w:ascii="Arial" w:hAnsi="Arial" w:eastAsia="Arial" w:cs="Tahoma"/>
+                <w:sz w:val="18"/>
+              </w:rPr>
+            </w:r>
+            <w:r>
+              <w:rPr>
+                <w:rFonts w:ascii="Arial" w:hAnsi="Arial" w:eastAsia="Arial" w:cs="Tahoma"/>
+                <w:sz w:val="18"/>
+              </w:rPr>
+              <w:t>ใช้ของระบบเดิม: workflow engine @srm/glb-workflow</w:t>
+            </w:r>
+          </w:p>
+        </w:tc>
+      </w:tr>
+      <w:tr>
+        <w:trPr>
+          <w:cantSplit/>
+        </w:trPr>
+        <w:tc>
+          <w:tcPr>
+            <w:tcW w:type="dxa" w:w="3360"/>
+            <w:vAlign w:val="center"/>
+          </w:tcPr>
+          <w:p>
+            <w:pPr>
+              <w:keepLines/>
+              <w:spacing w:after="0"/>
+            </w:pPr>
+            <w:r>
+              <w:rPr>
+                <w:rFonts w:ascii="Arial" w:hAnsi="Arial" w:eastAsia="Arial" w:cs="Tahoma"/>
+                <w:sz w:val="18"/>
+              </w:rPr>
+            </w:r>
+            <w:r>
+              <w:rPr>
+                <w:rFonts w:ascii="Arial" w:hAnsi="Arial" w:eastAsia="Arial" w:cs="Tahoma"/>
+                <w:sz w:val="18"/>
+              </w:rPr>
+              <w:t>workflow_status</w:t>
+            </w:r>
+          </w:p>
+        </w:tc>
+        <w:tc>
+          <w:tcPr>
+            <w:tcW w:type="dxa" w:w="3360"/>
+            <w:vAlign w:val="center"/>
+          </w:tcPr>
+          <w:p>
+            <w:pPr>
+              <w:keepLines/>
+              <w:spacing w:after="0"/>
+            </w:pPr>
+            <w:r>
+              <w:rPr>
+                <w:rFonts w:ascii="Arial" w:hAnsi="Arial" w:eastAsia="Arial" w:cs="Tahoma"/>
+                <w:sz w:val="18"/>
+              </w:rPr>
+            </w:r>
+            <w:r>
+              <w:rPr>
+                <w:rFonts w:ascii="Arial" w:hAnsi="Arial" w:eastAsia="Arial" w:cs="Tahoma"/>
+                <w:sz w:val="18"/>
+              </w:rPr>
+              <w:t>R</w:t>
+            </w:r>
+          </w:p>
+        </w:tc>
+        <w:tc>
+          <w:tcPr>
+            <w:tcW w:type="dxa" w:w="3360"/>
+            <w:vAlign w:val="center"/>
+          </w:tcPr>
+          <w:p>
+            <w:pPr>
+              <w:keepLines/>
+              <w:spacing w:after="0"/>
+            </w:pPr>
+            <w:r>
+              <w:rPr>
+                <w:rFonts w:ascii="Arial" w:hAnsi="Arial" w:eastAsia="Arial" w:cs="Tahoma"/>
+                <w:sz w:val="18"/>
+              </w:rPr>
+            </w:r>
+            <w:r>
+              <w:rPr>
+                <w:rFonts w:ascii="Arial" w:hAnsi="Arial" w:eastAsia="Arial" w:cs="Tahoma"/>
+                <w:sz w:val="18"/>
+              </w:rPr>
+              <w:t>ใช้ของระบบเดิม: workflow engine @srm/glb-workflow</w:t>
+            </w:r>
+          </w:p>
+        </w:tc>
+      </w:tr>
+      <w:tr>
+        <w:trPr>
+          <w:cantSplit/>
+        </w:trPr>
+        <w:tc>
+          <w:tcPr>
+            <w:tcW w:type="dxa" w:w="3360"/>
+            <w:vAlign w:val="center"/>
+          </w:tcPr>
+          <w:p>
+            <w:pPr>
+              <w:keepLines/>
+              <w:spacing w:after="0"/>
+            </w:pPr>
+            <w:r>
+              <w:rPr>
+                <w:rFonts w:ascii="Arial" w:hAnsi="Arial" w:eastAsia="Arial" w:cs="Tahoma"/>
+                <w:sz w:val="18"/>
+              </w:rPr>
+            </w:r>
+            <w:r>
+              <w:rPr>
+                <w:rFonts w:ascii="Arial" w:hAnsi="Arial" w:eastAsia="Arial" w:cs="Tahoma"/>
+                <w:sz w:val="18"/>
+              </w:rPr>
               <w:t>workflow_state</w:t>
             </w:r>
           </w:p>
@@ -12702,7 +13250,7 @@
     <w:p/>
     <w:p>
       <w:pPr>
-        <w:pStyle w:val="Heading3"/>
+        <w:pStyle w:val="Heading2"/>
         <w:keepNext/>
         <w:keepLines/>
         <w:pageBreakBefore w:val="0"/>
@@ -12735,9 +13283,7 @@
           <w:rFonts w:ascii="Courier New" w:hAnsi="Courier New" w:eastAsia="Courier New" w:cs="Tahoma"/>
           <w:sz w:val="16"/>
         </w:rPr>
-        <w:t>-- ⚠️ SQL นี้ใช้ named parameter (:name) แต่ `dataSource.query()` ของ store-backend</w:t>
-        <w:br/>
-        <w:t>--    รับเฉพาะ positional $1..$n — ต้องแปลงเป็นลำดับ หรือรันผ่าน QueryBuilder</w:t>
+        <w:t>-- bind ตามลำดับ: $1=impactProcessId · $2=flagN · $3=flagW · $4=gateDecision · $5=flagY</w:t>
         <w:br/>
         <w:t>-- Gen Flow Gate: workflow_generation_status มี source of truth ที่ sgi_fgi_impact_processes</w:t>
         <w:br/>
@@ -12773,14 +13319,14 @@
         <w:br/>
         <w:t>LEFT JOIN sgi_fgi_impact_sales_summaries ss ON ss.impact_process_id = p.id</w:t>
         <w:br/>
-        <w:t>WHERE p.id = :impactProcessId FOR UPDATE OF p;</w:t>
+        <w:t>WHERE p.id = $1 /* impactProcessId */ FOR UPDATE OF p;</w:t>
         <w:br/>
         <w:br/>
         <w:t>-- fail ถาวร (branch/distance over/missing DV/same juristic/growth &gt; -10) → N; เฉพาะ distance/juristic/growth NULL หรือ sales_status ยังไม่พร้อมจึงคง W</w:t>
         <w:br/>
-        <w:t>UPDATE sgi_fgi_impact_processes SET workflow_generation_status = :flagN</w:t>
-        <w:br/>
-        <w:t>WHERE id = :impactProcessId AND workflow_generation_status = :flagW AND :gateDecision = :flagN;</w:t>
+        <w:t>UPDATE sgi_fgi_impact_processes SET workflow_generation_status = $2 /* flagN */</w:t>
+        <w:br/>
+        <w:t>WHERE id = $1 /* impactProcessId */ AND workflow_generation_status = $3 /* flagW */ AND $4 /* gateDecision */ = $2 /* flagN */;</w:t>
         <w:br/>
         <w:br/>
         <w:t>-- ผ่าน gate → ใช้เอกสารที่ Job 8 สร้างแล้ว เปิด instance + งานแรกผ่าน @srm/glb-workflow แล้วตั้ง Y ใน transaction เดียว</w:t>
@@ -12799,11 +13345,11 @@
         <w:br/>
         <w:t>SELECT d.doc_no FROM sgi_compensation_documents d</w:t>
         <w:br/>
-        <w:t>WHERE d.impact_process_id = :impactProcessId AND :gateDecision = :flagY;</w:t>
-        <w:br/>
-        <w:t>UPDATE sgi_fgi_impact_processes SET workflow_generation_status = :flagY</w:t>
-        <w:br/>
-        <w:t>WHERE id = :impactProcessId AND workflow_generation_status = :flagW AND :gateDecision = :flagY;</w:t>
+        <w:t>WHERE d.impact_process_id = $1 /* impactProcessId */ AND $4 /* gateDecision */ = $5 /* flagY */;</w:t>
+        <w:br/>
+        <w:t>UPDATE sgi_fgi_impact_processes SET workflow_generation_status = $5 /* flagY */</w:t>
+        <w:br/>
+        <w:t>WHERE id = $1 /* impactProcessId */ AND workflow_generation_status = $3 /* flagW */ AND $4 /* gateDecision */ = $5 /* flagY */;</w:t>
       </w:r>
     </w:p>
     <w:p>
@@ -12827,9 +13373,7 @@
           <w:rFonts w:ascii="Courier New" w:hAnsi="Courier New" w:eastAsia="Courier New" w:cs="Tahoma"/>
           <w:sz w:val="16"/>
         </w:rPr>
-        <w:t>-- ⚠️ SQL นี้ใช้ named parameter (:name) แต่ `dataSource.query()` ของ store-backend</w:t>
-        <w:br/>
-        <w:t>--    รับเฉพาะ positional $1..$n — ต้องแปลงเป็นลำดับ หรือรันผ่าน QueryBuilder</w:t>
+        <w:t>-- bind ตามลำดับ: $1=id · $2=sgiVersionId · $3=referenceId</w:t>
         <w:br/>
         <w:t>-- ✅ DP-1 ปิดแล้ว: referenceId = sgi_compensation_documents.id (surrogate) · ⚠️ DP-2 (sps_store.workflow_transaction ไม่มี PK/index · 19,283 แถว → seq-scan) ห้ามแก้ schema ของ library</w:t>
         <w:br/>
@@ -12843,12 +13387,12 @@
         <w:br/>
         <w:t>LEFT JOIN sps_store.workflow_approver a ON a.transaction_id = w.transaction_id AND a.state_id = w.current_state_id</w:t>
         <w:br/>
-        <w:t>WHERE w.transaction_id = :id AND w.version_id = :sgiVersionId;</w:t>
+        <w:t>WHERE w.transaction_id = $1 /* id */ AND w.version_id = $2 /* sgiVersionId */;</w:t>
         <w:br/>
         <w:br/>
         <w:t>-- เอกสารที่ผูกกับ instance (join ด้วยsgi_compensation_documents.id (DP-1 ปิดแล้ว))</w:t>
         <w:br/>
-        <w:t>SELECT doc_no, status_code, current_section_code FROM sgi_compensation_documents WHERE doc_no = :referenceId;</w:t>
+        <w:t>SELECT doc_no, status_code, current_section_code FROM sgi_compensation_documents WHERE doc_no = $3 /* referenceId */;</w:t>
       </w:r>
     </w:p>
     <w:p>
@@ -12872,9 +13416,7 @@
           <w:rFonts w:ascii="Courier New" w:hAnsi="Courier New" w:eastAsia="Courier New" w:cs="Tahoma"/>
           <w:sz w:val="16"/>
         </w:rPr>
-        <w:t>-- ⚠️ SQL นี้ใช้ named parameter (:name) แต่ `dataSource.query()` ของ store-backend</w:t>
-        <w:br/>
-        <w:t>--    รับเฉพาะ positional $1..$n — ต้องแปลงเป็นลำดับ หรือรันผ่าน QueryBuilder</w:t>
+        <w:t>-- bind ตามลำดับ: $1=sgiVersionId · $2=statusDone</w:t>
         <w:br/>
         <w:t>SELECT workflow_generation_status, COUNT(*) AS cnt</w:t>
         <w:br/>
@@ -12891,14 +13433,14 @@
         <w:br/>
         <w:t>FROM sps_store.workflow_transaction w</w:t>
         <w:br/>
-        <w:t>WHERE w.version_id = :sgiVersionId AND w.current_status_id &lt;&gt; :statusDone</w:t>
+        <w:t>WHERE w.version_id = $1 /* sgiVersionId */ AND w.current_status_id &lt;&gt; $2 /* statusDone */</w:t>
         <w:br/>
         <w:t>GROUP BY w.current_state_id;</w:t>
       </w:r>
     </w:p>
     <w:p>
       <w:pPr>
-        <w:pStyle w:val="Heading3"/>
+        <w:pStyle w:val="Heading2"/>
         <w:keepNext/>
         <w:keepLines/>
         <w:pageBreakBefore w:val="0"/>
@@ -13015,6 +13557,86 @@
                 <w:rFonts w:ascii="Arial" w:hAnsi="Arial" w:eastAsia="Arial" w:cs="Tahoma"/>
                 <w:sz w:val="18"/>
               </w:rPr>
+              <w:t>sgi_impacted_stores</w:t>
+            </w:r>
+          </w:p>
+        </w:tc>
+        <w:tc>
+          <w:tcPr>
+            <w:tcW w:type="dxa" w:w="3360"/>
+            <w:vAlign w:val="center"/>
+          </w:tcPr>
+          <w:p>
+            <w:pPr>
+              <w:keepLines/>
+              <w:spacing w:after="0"/>
+            </w:pPr>
+            <w:r>
+              <w:rPr>
+                <w:rFonts w:ascii="Arial" w:hAnsi="Arial" w:eastAsia="Arial" w:cs="Tahoma"/>
+                <w:sz w:val="18"/>
+              </w:rPr>
+            </w:r>
+            <w:r>
+              <w:rPr>
+                <w:rFonts w:ascii="Arial" w:hAnsi="Arial" w:eastAsia="Arial" w:cs="Tahoma"/>
+                <w:sz w:val="18"/>
+              </w:rPr>
+              <w:t>CREATE INDEX idx_sgi_impacted_stores_store_code ON sgi_impacted_stores (store_code);</w:t>
+            </w:r>
+          </w:p>
+        </w:tc>
+        <w:tc>
+          <w:tcPr>
+            <w:tcW w:type="dxa" w:w="3360"/>
+            <w:vAlign w:val="center"/>
+          </w:tcPr>
+          <w:p>
+            <w:pPr>
+              <w:keepLines/>
+              <w:spacing w:after="0"/>
+            </w:pPr>
+            <w:r>
+              <w:rPr>
+                <w:rFonts w:ascii="Arial" w:hAnsi="Arial" w:eastAsia="Arial" w:cs="Tahoma"/>
+                <w:sz w:val="18"/>
+              </w:rPr>
+            </w:r>
+            <w:r>
+              <w:rPr>
+                <w:rFonts w:ascii="Arial" w:hAnsi="Arial" w:eastAsia="Arial" w:cs="Tahoma"/>
+                <w:sz w:val="18"/>
+              </w:rPr>
+              <w:t>ข้อเสนอ — อนุมานจากคอลัมน์ที่ปรากฏใน WHERE/JOIN ของ SQL ด้านบน ต้องวัด EXPLAIN ก่อนใช้จริง</w:t>
+            </w:r>
+          </w:p>
+        </w:tc>
+      </w:tr>
+      <w:tr>
+        <w:trPr>
+          <w:cantSplit/>
+        </w:trPr>
+        <w:tc>
+          <w:tcPr>
+            <w:tcW w:type="dxa" w:w="3360"/>
+            <w:vAlign w:val="center"/>
+          </w:tcPr>
+          <w:p>
+            <w:pPr>
+              <w:keepLines/>
+              <w:spacing w:after="0"/>
+            </w:pPr>
+            <w:r>
+              <w:rPr>
+                <w:rFonts w:ascii="Arial" w:hAnsi="Arial" w:eastAsia="Arial" w:cs="Tahoma"/>
+                <w:sz w:val="18"/>
+              </w:rPr>
+            </w:r>
+            <w:r>
+              <w:rPr>
+                <w:rFonts w:ascii="Arial" w:hAnsi="Arial" w:eastAsia="Arial" w:cs="Tahoma"/>
+                <w:sz w:val="18"/>
+              </w:rPr>
               <w:t>sgi_fgi_impact_stores</w:t>
             </w:r>
           </w:p>
@@ -13041,6 +13663,86 @@
                 <w:sz w:val="18"/>
               </w:rPr>
               <w:t>CREATE INDEX idx_sgi_fgi_impact_stores_impact_process_id ON sgi_fgi_impact_stores (impact_process_id);</w:t>
+            </w:r>
+          </w:p>
+        </w:tc>
+        <w:tc>
+          <w:tcPr>
+            <w:tcW w:type="dxa" w:w="3360"/>
+            <w:vAlign w:val="center"/>
+          </w:tcPr>
+          <w:p>
+            <w:pPr>
+              <w:keepLines/>
+              <w:spacing w:after="0"/>
+            </w:pPr>
+            <w:r>
+              <w:rPr>
+                <w:rFonts w:ascii="Arial" w:hAnsi="Arial" w:eastAsia="Arial" w:cs="Tahoma"/>
+                <w:sz w:val="18"/>
+              </w:rPr>
+            </w:r>
+            <w:r>
+              <w:rPr>
+                <w:rFonts w:ascii="Arial" w:hAnsi="Arial" w:eastAsia="Arial" w:cs="Tahoma"/>
+                <w:sz w:val="18"/>
+              </w:rPr>
+              <w:t>ข้อเสนอ — อนุมานจากคอลัมน์ที่ปรากฏใน WHERE/JOIN ของ SQL ด้านบน ต้องวัด EXPLAIN ก่อนใช้จริง</w:t>
+            </w:r>
+          </w:p>
+        </w:tc>
+      </w:tr>
+      <w:tr>
+        <w:trPr>
+          <w:cantSplit/>
+        </w:trPr>
+        <w:tc>
+          <w:tcPr>
+            <w:tcW w:type="dxa" w:w="3360"/>
+            <w:vAlign w:val="center"/>
+          </w:tcPr>
+          <w:p>
+            <w:pPr>
+              <w:keepLines/>
+              <w:spacing w:after="0"/>
+            </w:pPr>
+            <w:r>
+              <w:rPr>
+                <w:rFonts w:ascii="Arial" w:hAnsi="Arial" w:eastAsia="Arial" w:cs="Tahoma"/>
+                <w:sz w:val="18"/>
+              </w:rPr>
+            </w:r>
+            <w:r>
+              <w:rPr>
+                <w:rFonts w:ascii="Arial" w:hAnsi="Arial" w:eastAsia="Arial" w:cs="Tahoma"/>
+                <w:sz w:val="18"/>
+              </w:rPr>
+              <w:t>sgi_fgi_impact_sales_summaries</w:t>
+            </w:r>
+          </w:p>
+        </w:tc>
+        <w:tc>
+          <w:tcPr>
+            <w:tcW w:type="dxa" w:w="3360"/>
+            <w:vAlign w:val="center"/>
+          </w:tcPr>
+          <w:p>
+            <w:pPr>
+              <w:keepLines/>
+              <w:spacing w:after="0"/>
+            </w:pPr>
+            <w:r>
+              <w:rPr>
+                <w:rFonts w:ascii="Arial" w:hAnsi="Arial" w:eastAsia="Arial" w:cs="Tahoma"/>
+                <w:sz w:val="18"/>
+              </w:rPr>
+            </w:r>
+            <w:r>
+              <w:rPr>
+                <w:rFonts w:ascii="Arial" w:hAnsi="Arial" w:eastAsia="Arial" w:cs="Tahoma"/>
+                <w:sz w:val="18"/>
+              </w:rPr>
+              <w:t>CREATE INDEX idx_sgi_fgi_impact_sales_summaries_impact_process_id ON sgi_fgi_impact_sales_summaries (impact_process_id);</w:t>
             </w:r>
           </w:p>
         </w:tc>
@@ -14751,7 +15453,21 @@
                 <w:rFonts w:ascii="Arial" w:hAnsi="Arial" w:eastAsia="Arial" w:cs="Tahoma"/>
                 <w:sz w:val="18"/>
               </w:rPr>
-              <w:t>ผ่านเมื่อถูกกฎ / โยน error เมื่อผิด — กฎ: required · รูปแบบ: uuid</w:t>
+              <w:t xml:space="preserve">ผ่านเมื่อถูกกฎ / โยน error เมื่อผิด — กฎ: required · รูปแบบ: string </w:t>
+            </w:r>
+            <w:r>
+              <w:rPr>
+                <w:rFonts w:ascii="Courier New" w:hAnsi="Courier New" w:eastAsia="Courier New" w:cs="Tahoma"/>
+                <w:sz w:val="18"/>
+              </w:rPr>
+              <w:t>job8b-{impactProcessId}-{YYYYMM}</w:t>
+            </w:r>
+            <w:r>
+              <w:rPr>
+                <w:rFonts w:ascii="Arial" w:hAnsi="Arial" w:eastAsia="Arial" w:cs="Tahoma"/>
+                <w:sz w:val="18"/>
+              </w:rPr>
+              <w:t xml:space="preserve"> (ค.ศ.)</w:t>
             </w:r>
           </w:p>
         </w:tc>

--- a/LLDD/word/BE/LLDD-BE-API-Workflow-Instances.docx
+++ b/LLDD/word/BE/LLDD-BE-API-Workflow-Instances.docx
@@ -10689,7 +10689,7 @@
         <w:br/>
         <w:t xml:space="preserve">      // TODO: lock แถวเป้าหมายของ sgi_fgi_impact_processes ด้วย SELECT ... FOR UPDATE ก่อนเขียน</w:t>
         <w:br/>
-        <w:t xml:space="preserve">      const [current] = await runner.query(SGI_SQL.createSgiWorkflowInstancesLock, [body.impactProcessId]);</w:t>
+        <w:t xml:space="preserve">      const [current] = await runner.query(SGI_SQL.createSgiWorkflowInstancesLock, [body.requestId]);</w:t>
         <w:br/>
         <w:t xml:space="preserve">      if (!current) {</w:t>
         <w:br/>

--- a/LLDD/word/BE/LLDD-BE-API-Workflow-Instances.docx
+++ b/LLDD/word/BE/LLDD-BE-API-Workflow-Instances.docx
@@ -10689,7 +10689,7 @@
         <w:br/>
         <w:t xml:space="preserve">      // TODO: lock แถวเป้าหมายของ sgi_fgi_impact_processes ด้วย SELECT ... FOR UPDATE ก่อนเขียน</w:t>
         <w:br/>
-        <w:t xml:space="preserve">      const [current] = await runner.query(SGI_SQL.createSgiWorkflowInstancesLock, [body.requestId]);</w:t>
+        <w:t xml:space="preserve">      const [current] = await runner.query(SGI_SQL.createSgiWorkflowInstancesLock, [body.sourceJobNo]);</w:t>
         <w:br/>
         <w:t xml:space="preserve">      if (!current) {</w:t>
         <w:br/>
@@ -11366,7 +11366,7 @@
         <w:t xml:space="preserve">  impactYear: number;</w:t>
         <w:br/>
         <w:br/>
-        <w:t xml:space="preserve">  @Column({ name: 'process_status', type: 'varchar', length: 30 })</w:t>
+        <w:t xml:space="preserve">  @Column({ name: 'process_status', type: 'varchar', length: 30, default: 'IMPORTED' })</w:t>
         <w:br/>
         <w:t xml:space="preserve">  processStatus: string;</w:t>
         <w:br/>
@@ -13339,7 +13339,7 @@
         <w:br/>
         <w:t>-- referenceId = sgi_compensation_documents.id (DP-1 ปิดแล้ว) · ไม่มี UNIQUE กันซ้ำจริงบน</w:t>
         <w:br/>
-        <w:t>--    sps_store.workflow_transaction (ไม่มี PK/index · 19,283 แถว) → กันซ้ำที่ application (DP-2)</w:t>
+        <w:t>--    sps_store.workflow_transaction (ไม่มี PK/index · 19,327 แถว) → กันซ้ำที่ application (DP-2)</w:t>
         <w:br/>
         <w:t>--    ดู SBPGI vs existing system หัวข้อ 4</w:t>
         <w:br/>
@@ -13375,7 +13375,7 @@
         </w:rPr>
         <w:t>-- bind ตามลำดับ: $1=id · $2=sgiVersionId · $3=referenceId</w:t>
         <w:br/>
-        <w:t>-- ✅ DP-1 ปิดแล้ว: referenceId = sgi_compensation_documents.id (surrogate) · ⚠️ DP-2 (sps_store.workflow_transaction ไม่มี PK/index · 19,283 แถว → seq-scan) ห้ามแก้ schema ของ library</w:t>
+        <w:t>-- ✅ DP-1 ปิดแล้ว: referenceId = sgi_compensation_documents.id (surrogate) · ⚠️ DP-2 (sps_store.workflow_transaction ไม่มี PK/index · 19,327 แถว → seq-scan) ห้ามแก้ schema ของ library</w:t>
         <w:br/>
         <w:t>--    ดู SBPGI vs existing system หัวข้อ 4</w:t>
         <w:br/>
@@ -13416,16 +13416,18 @@
           <w:rFonts w:ascii="Courier New" w:hAnsi="Courier New" w:eastAsia="Courier New" w:cs="Tahoma"/>
           <w:sz w:val="16"/>
         </w:rPr>
-        <w:t>-- bind ตามลำดับ: $1=sgiVersionId · $2=statusDone</w:t>
+        <w:t>-- bind ตามลำดับ: $1=period · $2=sgiVersionId · $3=statusDone</w:t>
         <w:br/>
         <w:t>SELECT workflow_generation_status, COUNT(*) AS cnt</w:t>
         <w:br/>
         <w:t>FROM sgi_fgi_impact_processes</w:t>
         <w:br/>
+        <w:t>WHERE ($1 /* period */ IS NULL OR impact_month = $1 /* period */)   -- YYYY-MM (ค.ศ.) · ไม่ระบุ = ทุกงวด</w:t>
+        <w:br/>
         <w:t>GROUP BY workflow_generation_status;</w:t>
         <w:br/>
         <w:br/>
-        <w:t>-- ✅ DP-1 ปิดแล้ว: referenceId = sgi_compensation_documents.id (surrogate) · ⚠️ DP-2 (sps_store.workflow_transaction ไม่มี PK/index · 19,283 แถว → seq-scan) ห้ามแก้ schema ของ library</w:t>
+        <w:t>-- ✅ DP-1 ปิดแล้ว: referenceId = sgi_compensation_documents.id (surrogate) · ⚠️ DP-2 (sps_store.workflow_transaction ไม่มี PK/index · 19,327 แถว → seq-scan) ห้ามแก้ schema ของ library</w:t>
         <w:br/>
         <w:t>--    ดู SBPGI vs existing system หัวข้อ 4</w:t>
         <w:br/>
@@ -13433,7 +13435,7 @@
         <w:br/>
         <w:t>FROM sps_store.workflow_transaction w</w:t>
         <w:br/>
-        <w:t>WHERE w.version_id = $1 /* sgiVersionId */ AND w.current_status_id &lt;&gt; $2 /* statusDone */</w:t>
+        <w:t>WHERE w.version_id = $2 /* sgiVersionId */ AND w.current_status_id &lt;&gt; $3 /* statusDone */</w:t>
         <w:br/>
         <w:t>GROUP BY w.current_state_id;</w:t>
       </w:r>

--- a/LLDD/word/BE/LLDD-BE-API-Workflow-Instances.docx
+++ b/LLDD/word/BE/LLDD-BE-API-Workflow-Instances.docx
@@ -9517,7 +9517,64 @@
                 <w:rFonts w:ascii="Arial" w:hAnsi="Arial" w:eastAsia="Arial" w:cs="Tahoma"/>
                 <w:sz w:val="18"/>
               </w:rPr>
-              <w:t>opt_dv_user_id ที่ Gen Flow Gate ใช้ตรวจว่ามี DV เจ้าของร้าน (เพิ่ม 2026-09-02)</w:t>
+              <w:t xml:space="preserve">opt_dv_user_id = ผู้รับงานขั้น 06 ลำดับแรก </w:t>
+            </w:r>
+            <w:r>
+              <w:rPr>
+                <w:rFonts w:ascii="Arial" w:hAnsi="Arial" w:eastAsia="Arial" w:cs="Tahoma"/>
+                <w:b/>
+                <w:sz w:val="18"/>
+              </w:rPr>
+              <w:t>ถ้าเป็นคนในกลุ่มขั้น 06</w:t>
+            </w:r>
+            <w:r>
+              <w:rPr>
+                <w:rFonts w:ascii="Arial" w:hAnsi="Arial" w:eastAsia="Arial" w:cs="Tahoma"/>
+                <w:sz w:val="18"/>
+              </w:rPr>
+              <w:t xml:space="preserve"> (ตรวจกับ </w:t>
+            </w:r>
+            <w:r>
+              <w:rPr>
+                <w:rFonts w:ascii="Courier New" w:hAnsi="Courier New" w:eastAsia="Courier New" w:cs="Tahoma"/>
+                <w:sz w:val="18"/>
+              </w:rPr>
+              <w:t>sgi_wf_section_member</w:t>
+            </w:r>
+            <w:r>
+              <w:rPr>
+                <w:rFonts w:ascii="Arial" w:hAnsi="Arial" w:eastAsia="Arial" w:cs="Tahoma"/>
+                <w:sz w:val="18"/>
+              </w:rPr>
+              <w:t>) · ไม่ใช่/ไม่มีในระบบ/ว่าง → คนเดิมของร้าน → ภาค/ประเภทร้าน (</w:t>
+            </w:r>
+            <w:r>
+              <w:rPr>
+                <w:rFonts w:ascii="Courier New" w:hAnsi="Courier New" w:eastAsia="Courier New" w:cs="Tahoma"/>
+                <w:sz w:val="18"/>
+              </w:rPr>
+              <w:t>sgi_section_owners</w:t>
+            </w:r>
+            <w:r>
+              <w:rPr>
+                <w:rFonts w:ascii="Arial" w:hAnsi="Arial" w:eastAsia="Arial" w:cs="Tahoma"/>
+                <w:sz w:val="18"/>
+              </w:rPr>
+              <w:t xml:space="preserve">) → งานน้อยสุด เหมือนขั้นอื่น · ด่าน "ต้องมี opt_dv_user_id" (NO_DV_USER) ถอดแล้ว 2026-10-12 · response คืน </w:t>
+            </w:r>
+            <w:r>
+              <w:rPr>
+                <w:rFonts w:ascii="Courier New" w:hAnsi="Courier New" w:eastAsia="Courier New" w:cs="Tahoma"/>
+                <w:sz w:val="18"/>
+              </w:rPr>
+              <w:t>assigneeUserId</w:t>
+            </w:r>
+            <w:r>
+              <w:rPr>
+                <w:rFonts w:ascii="Arial" w:hAnsi="Arial" w:eastAsia="Arial" w:cs="Tahoma"/>
+                <w:sz w:val="18"/>
+              </w:rPr>
+              <w:t xml:space="preserve"> ให้ Job 8b แจ้งคนที่ได้งานจริง</w:t>
             </w:r>
           </w:p>
         </w:tc>
@@ -14135,7 +14192,64 @@
                 <w:rFonts w:ascii="Arial" w:hAnsi="Arial" w:eastAsia="Arial" w:cs="Tahoma"/>
                 <w:sz w:val="18"/>
               </w:rPr>
-              <w:t>opt_dv_user_id ที่ Gen Flow Gate ใช้ตรวจว่ามี DV เจ้าของร้าน (เพิ่ม 2026-09-02)</w:t>
+              <w:t xml:space="preserve">opt_dv_user_id = ผู้รับงานขั้น 06 ลำดับแรก </w:t>
+            </w:r>
+            <w:r>
+              <w:rPr>
+                <w:rFonts w:ascii="Arial" w:hAnsi="Arial" w:eastAsia="Arial" w:cs="Tahoma"/>
+                <w:b/>
+                <w:sz w:val="18"/>
+              </w:rPr>
+              <w:t>ถ้าเป็นคนในกลุ่มขั้น 06</w:t>
+            </w:r>
+            <w:r>
+              <w:rPr>
+                <w:rFonts w:ascii="Arial" w:hAnsi="Arial" w:eastAsia="Arial" w:cs="Tahoma"/>
+                <w:sz w:val="18"/>
+              </w:rPr>
+              <w:t xml:space="preserve"> (ตรวจกับ </w:t>
+            </w:r>
+            <w:r>
+              <w:rPr>
+                <w:rFonts w:ascii="Courier New" w:hAnsi="Courier New" w:eastAsia="Courier New" w:cs="Tahoma"/>
+                <w:sz w:val="18"/>
+              </w:rPr>
+              <w:t>sgi_wf_section_member</w:t>
+            </w:r>
+            <w:r>
+              <w:rPr>
+                <w:rFonts w:ascii="Arial" w:hAnsi="Arial" w:eastAsia="Arial" w:cs="Tahoma"/>
+                <w:sz w:val="18"/>
+              </w:rPr>
+              <w:t>) · ไม่ใช่/ไม่มีในระบบ/ว่าง → คนเดิมของร้าน → ภาค/ประเภทร้าน (</w:t>
+            </w:r>
+            <w:r>
+              <w:rPr>
+                <w:rFonts w:ascii="Courier New" w:hAnsi="Courier New" w:eastAsia="Courier New" w:cs="Tahoma"/>
+                <w:sz w:val="18"/>
+              </w:rPr>
+              <w:t>sgi_section_owners</w:t>
+            </w:r>
+            <w:r>
+              <w:rPr>
+                <w:rFonts w:ascii="Arial" w:hAnsi="Arial" w:eastAsia="Arial" w:cs="Tahoma"/>
+                <w:sz w:val="18"/>
+              </w:rPr>
+              <w:t xml:space="preserve">) → งานน้อยสุด เหมือนขั้นอื่น · ด่าน "ต้องมี opt_dv_user_id" (NO_DV_USER) ถอดแล้ว 2026-10-12 · response คืน </w:t>
+            </w:r>
+            <w:r>
+              <w:rPr>
+                <w:rFonts w:ascii="Courier New" w:hAnsi="Courier New" w:eastAsia="Courier New" w:cs="Tahoma"/>
+                <w:sz w:val="18"/>
+              </w:rPr>
+              <w:t>assigneeUserId</w:t>
+            </w:r>
+            <w:r>
+              <w:rPr>
+                <w:rFonts w:ascii="Arial" w:hAnsi="Arial" w:eastAsia="Arial" w:cs="Tahoma"/>
+                <w:sz w:val="18"/>
+              </w:rPr>
+              <w:t xml:space="preserve"> ให้ Job 8b แจ้งคนที่ได้งานจริง</w:t>
             </w:r>
           </w:p>
         </w:tc>

--- a/LLDD/word/BE/LLDD-BE-API-Workflow-Instances.docx
+++ b/LLDD/word/BE/LLDD-BE-API-Workflow-Instances.docx
@@ -1484,7 +1484,7 @@
       <w:r>
         <w:drawing>
           <wp:inline xmlns:a="http://schemas.openxmlformats.org/drawingml/2006/main" xmlns:pic="http://schemas.openxmlformats.org/drawingml/2006/picture">
-            <wp:extent cx="5669280" cy="3135602"/>
+            <wp:extent cx="5669280" cy="3011805"/>
             <wp:docPr id="2" name="Picture 2"/>
             <wp:cNvGraphicFramePr>
               <a:graphicFrameLocks noChangeAspect="1"/>
@@ -1505,7 +1505,7 @@
                   <pic:spPr>
                     <a:xfrm>
                       <a:off x="0" y="0"/>
-                      <a:ext cx="5669280" cy="3135602"/>
+                      <a:ext cx="5669280" cy="3011805"/>
                     </a:xfrm>
                     <a:prstGeom prst="rect"/>
                   </pic:spPr>
@@ -10468,6 +10468,115 @@
                 <w:sz w:val="18"/>
               </w:rPr>
               <w:t>บันทึกผลเรียกจาก Job 8b · ตาราง job_run_histories ถูกตัด 2026-08-06 — ผลการรันไปที่ application log</w:t>
+            </w:r>
+          </w:p>
+        </w:tc>
+      </w:tr>
+      <w:tr>
+        <w:trPr>
+          <w:cantSplit/>
+        </w:trPr>
+        <w:tc>
+          <w:tcPr>
+            <w:tcW w:type="dxa" w:w="3360"/>
+            <w:vAlign w:val="center"/>
+          </w:tcPr>
+          <w:p>
+            <w:pPr>
+              <w:keepLines/>
+              <w:spacing w:after="0"/>
+            </w:pPr>
+            <w:r>
+              <w:rPr>
+                <w:rFonts w:ascii="Arial" w:hAnsi="Arial" w:eastAsia="Arial" w:cs="Tahoma"/>
+                <w:sz w:val="18"/>
+              </w:rPr>
+            </w:r>
+            <w:r>
+              <w:rPr>
+                <w:rFonts w:ascii="Arial" w:hAnsi="Arial" w:eastAsia="Arial" w:cs="Tahoma"/>
+                <w:sz w:val="18"/>
+              </w:rPr>
+              <w:t>business_user (ระบบ SBP เดิม)</w:t>
+            </w:r>
+          </w:p>
+        </w:tc>
+        <w:tc>
+          <w:tcPr>
+            <w:tcW w:type="dxa" w:w="3360"/>
+            <w:vAlign w:val="center"/>
+          </w:tcPr>
+          <w:p>
+            <w:pPr>
+              <w:keepLines/>
+              <w:spacing w:after="0"/>
+            </w:pPr>
+            <w:r>
+              <w:rPr>
+                <w:rFonts w:ascii="Arial" w:hAnsi="Arial" w:eastAsia="Arial" w:cs="Tahoma"/>
+                <w:sz w:val="18"/>
+              </w:rPr>
+            </w:r>
+            <w:r>
+              <w:rPr>
+                <w:rFonts w:ascii="Arial" w:hAnsi="Arial" w:eastAsia="Arial" w:cs="Tahoma"/>
+                <w:sz w:val="18"/>
+              </w:rPr>
+              <w:t>R</w:t>
+            </w:r>
+          </w:p>
+        </w:tc>
+        <w:tc>
+          <w:tcPr>
+            <w:tcW w:type="dxa" w:w="3360"/>
+            <w:vAlign w:val="center"/>
+          </w:tcPr>
+          <w:p>
+            <w:pPr>
+              <w:keepLines/>
+              <w:spacing w:after="0"/>
+            </w:pPr>
+            <w:r>
+              <w:rPr>
+                <w:rFonts w:ascii="Arial" w:hAnsi="Arial" w:eastAsia="Arial" w:cs="Tahoma"/>
+                <w:sz w:val="18"/>
+              </w:rPr>
+            </w:r>
+            <w:r>
+              <w:rPr>
+                <w:rFonts w:ascii="Arial" w:hAnsi="Arial" w:eastAsia="Arial" w:cs="Tahoma"/>
+                <w:sz w:val="18"/>
+              </w:rPr>
+              <w:t xml:space="preserve">แปลง </w:t>
+            </w:r>
+            <w:r>
+              <w:rPr>
+                <w:rFonts w:ascii="Courier New" w:hAnsi="Courier New" w:eastAsia="Courier New" w:cs="Tahoma"/>
+                <w:sz w:val="18"/>
+              </w:rPr>
+              <w:t>opt_dv_user_id</w:t>
+            </w:r>
+            <w:r>
+              <w:rPr>
+                <w:rFonts w:ascii="Arial" w:hAnsi="Arial" w:eastAsia="Arial" w:cs="Tahoma"/>
+                <w:sz w:val="18"/>
+              </w:rPr>
+              <w:t xml:space="preserve"> (รหัส business_user ที่ Job 8 เติม) เป็นรหัส sps_auth ของคนในกลุ่มขั้น 06 </w:t>
+            </w:r>
+            <w:r>
+              <w:rPr>
+                <w:rFonts w:ascii="Arial" w:hAnsi="Arial" w:eastAsia="Arial" w:cs="Tahoma"/>
+                <w:b/>
+                <w:sz w:val="18"/>
+              </w:rPr>
+              <w:t>ผ่านอีเมล</w:t>
+            </w:r>
+            <w:r>
+              <w:rPr>
+                <w:rFonts w:ascii="Arial" w:hAnsi="Arial" w:eastAsia="Arial" w:cs="Tahoma"/>
+                <w:sz w:val="18"/>
+              </w:rPr>
+              <w:t xml:space="preserve"> — สองชุดเลขคนละ space ห้ามเทียบตรง · ไม่เจอ = ใช้ลำดับจ่ายงานปกติ (เพิ่ม 2026-10-16)</w:t>
             </w:r>
           </w:p>
         </w:tc>
@@ -12936,6 +13045,15 @@
         <w:t>sgi_interface_transactions</w:t>
       </w:r>
       <w:r>
+        <w:t xml:space="preserve">, </w:t>
+      </w:r>
+      <w:r>
+        <w:rPr>
+          <w:rFonts w:ascii="Courier New" w:hAnsi="Courier New" w:eastAsia="Courier New" w:cs="Tahoma"/>
+        </w:rPr>
+        <w:t>business_user</w:t>
+      </w:r>
+      <w:r>
         <w:t xml:space="preserve">) ใช้รูปแบบ entity เดียวกัน — คอลัมน์อ้างจาก </w:t>
       </w:r>
       <w:r>
@@ -15085,6 +15203,115 @@
                 <w:sz w:val="18"/>
               </w:rPr>
               <w:t>บันทึกผลเรียกจาก Job 8b · ตาราง job_run_histories ถูกตัด 2026-08-06 — ผลการรันไปที่ application log</w:t>
+            </w:r>
+          </w:p>
+        </w:tc>
+      </w:tr>
+      <w:tr>
+        <w:trPr>
+          <w:cantSplit/>
+        </w:trPr>
+        <w:tc>
+          <w:tcPr>
+            <w:tcW w:type="dxa" w:w="3360"/>
+            <w:vAlign w:val="center"/>
+          </w:tcPr>
+          <w:p>
+            <w:pPr>
+              <w:keepLines/>
+              <w:spacing w:after="0"/>
+            </w:pPr>
+            <w:r>
+              <w:rPr>
+                <w:rFonts w:ascii="Arial" w:hAnsi="Arial" w:eastAsia="Arial" w:cs="Tahoma"/>
+                <w:sz w:val="18"/>
+              </w:rPr>
+            </w:r>
+            <w:r>
+              <w:rPr>
+                <w:rFonts w:ascii="Arial" w:hAnsi="Arial" w:eastAsia="Arial" w:cs="Tahoma"/>
+                <w:sz w:val="18"/>
+              </w:rPr>
+              <w:t>business_user</w:t>
+            </w:r>
+          </w:p>
+        </w:tc>
+        <w:tc>
+          <w:tcPr>
+            <w:tcW w:type="dxa" w:w="3360"/>
+            <w:vAlign w:val="center"/>
+          </w:tcPr>
+          <w:p>
+            <w:pPr>
+              <w:keepLines/>
+              <w:spacing w:after="0"/>
+            </w:pPr>
+            <w:r>
+              <w:rPr>
+                <w:rFonts w:ascii="Arial" w:hAnsi="Arial" w:eastAsia="Arial" w:cs="Tahoma"/>
+                <w:sz w:val="18"/>
+              </w:rPr>
+            </w:r>
+            <w:r>
+              <w:rPr>
+                <w:rFonts w:ascii="Arial" w:hAnsi="Arial" w:eastAsia="Arial" w:cs="Tahoma"/>
+                <w:sz w:val="18"/>
+              </w:rPr>
+              <w:t>R</w:t>
+            </w:r>
+          </w:p>
+        </w:tc>
+        <w:tc>
+          <w:tcPr>
+            <w:tcW w:type="dxa" w:w="3360"/>
+            <w:vAlign w:val="center"/>
+          </w:tcPr>
+          <w:p>
+            <w:pPr>
+              <w:keepLines/>
+              <w:spacing w:after="0"/>
+            </w:pPr>
+            <w:r>
+              <w:rPr>
+                <w:rFonts w:ascii="Arial" w:hAnsi="Arial" w:eastAsia="Arial" w:cs="Tahoma"/>
+                <w:sz w:val="18"/>
+              </w:rPr>
+            </w:r>
+            <w:r>
+              <w:rPr>
+                <w:rFonts w:ascii="Arial" w:hAnsi="Arial" w:eastAsia="Arial" w:cs="Tahoma"/>
+                <w:sz w:val="18"/>
+              </w:rPr>
+              <w:t xml:space="preserve">แปลง </w:t>
+            </w:r>
+            <w:r>
+              <w:rPr>
+                <w:rFonts w:ascii="Courier New" w:hAnsi="Courier New" w:eastAsia="Courier New" w:cs="Tahoma"/>
+                <w:sz w:val="18"/>
+              </w:rPr>
+              <w:t>opt_dv_user_id</w:t>
+            </w:r>
+            <w:r>
+              <w:rPr>
+                <w:rFonts w:ascii="Arial" w:hAnsi="Arial" w:eastAsia="Arial" w:cs="Tahoma"/>
+                <w:sz w:val="18"/>
+              </w:rPr>
+              <w:t xml:space="preserve"> (รหัส business_user ที่ Job 8 เติม) เป็นรหัส sps_auth ของคนในกลุ่มขั้น 06 </w:t>
+            </w:r>
+            <w:r>
+              <w:rPr>
+                <w:rFonts w:ascii="Arial" w:hAnsi="Arial" w:eastAsia="Arial" w:cs="Tahoma"/>
+                <w:b/>
+                <w:sz w:val="18"/>
+              </w:rPr>
+              <w:t>ผ่านอีเมล</w:t>
+            </w:r>
+            <w:r>
+              <w:rPr>
+                <w:rFonts w:ascii="Arial" w:hAnsi="Arial" w:eastAsia="Arial" w:cs="Tahoma"/>
+                <w:sz w:val="18"/>
+              </w:rPr>
+              <w:t xml:space="preserve"> — สองชุดเลขคนละ space ห้ามเทียบตรง · ไม่เจอ = ใช้ลำดับจ่ายงานปกติ (เพิ่ม 2026-10-16)</w:t>
             </w:r>
           </w:p>
         </w:tc>

--- a/LLDD/word/BE/LLDD-BE-API-Workflow-Instances.docx
+++ b/LLDD/word/BE/LLDD-BE-API-Workflow-Instances.docx
@@ -10337,6 +10337,86 @@
                 <w:rFonts w:ascii="Arial" w:hAnsi="Arial" w:eastAsia="Arial" w:cs="Tahoma"/>
                 <w:sz w:val="18"/>
               </w:rPr>
+              <w:t>workflow_history (@srm/glb-workflow · sps_store)</w:t>
+            </w:r>
+          </w:p>
+        </w:tc>
+        <w:tc>
+          <w:tcPr>
+            <w:tcW w:type="dxa" w:w="3360"/>
+            <w:vAlign w:val="center"/>
+          </w:tcPr>
+          <w:p>
+            <w:pPr>
+              <w:keepLines/>
+              <w:spacing w:after="0"/>
+            </w:pPr>
+            <w:r>
+              <w:rPr>
+                <w:rFonts w:ascii="Arial" w:hAnsi="Arial" w:eastAsia="Arial" w:cs="Tahoma"/>
+                <w:sz w:val="18"/>
+              </w:rPr>
+            </w:r>
+            <w:r>
+              <w:rPr>
+                <w:rFonts w:ascii="Arial" w:hAnsi="Arial" w:eastAsia="Arial" w:cs="Tahoma"/>
+                <w:sz w:val="18"/>
+              </w:rPr>
+              <w:t>R</w:t>
+            </w:r>
+          </w:p>
+        </w:tc>
+        <w:tc>
+          <w:tcPr>
+            <w:tcW w:type="dxa" w:w="3360"/>
+            <w:vAlign w:val="center"/>
+          </w:tcPr>
+          <w:p>
+            <w:pPr>
+              <w:keepLines/>
+              <w:spacing w:after="0"/>
+            </w:pPr>
+            <w:r>
+              <w:rPr>
+                <w:rFonts w:ascii="Arial" w:hAnsi="Arial" w:eastAsia="Arial" w:cs="Tahoma"/>
+                <w:sz w:val="18"/>
+              </w:rPr>
+            </w:r>
+            <w:r>
+              <w:rPr>
+                <w:rFonts w:ascii="Arial" w:hAnsi="Arial" w:eastAsia="Arial" w:cs="Tahoma"/>
+                <w:sz w:val="18"/>
+              </w:rPr>
+              <w:t>ตรวจว่ารอบก่อนเดินออกจากขั้น 06 แล้วหรือยัง ก่อนเปิดต่อ (งานต่อเนื่องที่ engine ค้าง 06) · อ่านอย่างเดียว (เพิ่ม 2026-10-27 — SQL แตะอยู่แล้วแต่ §8 ไม่ได้ประกาศ)</w:t>
+            </w:r>
+          </w:p>
+        </w:tc>
+      </w:tr>
+      <w:tr>
+        <w:trPr>
+          <w:cantSplit/>
+        </w:trPr>
+        <w:tc>
+          <w:tcPr>
+            <w:tcW w:type="dxa" w:w="3360"/>
+            <w:vAlign w:val="center"/>
+          </w:tcPr>
+          <w:p>
+            <w:pPr>
+              <w:keepLines/>
+              <w:spacing w:after="0"/>
+            </w:pPr>
+            <w:r>
+              <w:rPr>
+                <w:rFonts w:ascii="Arial" w:hAnsi="Arial" w:eastAsia="Arial" w:cs="Tahoma"/>
+                <w:sz w:val="18"/>
+              </w:rPr>
+            </w:r>
+            <w:r>
+              <w:rPr>
+                <w:rFonts w:ascii="Arial" w:hAnsi="Arial" w:eastAsia="Arial" w:cs="Tahoma"/>
+                <w:sz w:val="18"/>
+              </w:rPr>
               <w:t>workflow_status / workflow_state (@srm/glb-workflow · sps_store)</w:t>
             </w:r>
           </w:p>
@@ -13425,6 +13505,86 @@
                 <w:rFonts w:ascii="Arial" w:hAnsi="Arial" w:eastAsia="Arial" w:cs="Tahoma"/>
                 <w:sz w:val="18"/>
               </w:rPr>
+              <w:t>workflow_history</w:t>
+            </w:r>
+          </w:p>
+        </w:tc>
+        <w:tc>
+          <w:tcPr>
+            <w:tcW w:type="dxa" w:w="3360"/>
+            <w:vAlign w:val="center"/>
+          </w:tcPr>
+          <w:p>
+            <w:pPr>
+              <w:keepLines/>
+              <w:spacing w:after="0"/>
+            </w:pPr>
+            <w:r>
+              <w:rPr>
+                <w:rFonts w:ascii="Arial" w:hAnsi="Arial" w:eastAsia="Arial" w:cs="Tahoma"/>
+                <w:sz w:val="18"/>
+              </w:rPr>
+            </w:r>
+            <w:r>
+              <w:rPr>
+                <w:rFonts w:ascii="Arial" w:hAnsi="Arial" w:eastAsia="Arial" w:cs="Tahoma"/>
+                <w:sz w:val="18"/>
+              </w:rPr>
+              <w:t>R</w:t>
+            </w:r>
+          </w:p>
+        </w:tc>
+        <w:tc>
+          <w:tcPr>
+            <w:tcW w:type="dxa" w:w="3360"/>
+            <w:vAlign w:val="center"/>
+          </w:tcPr>
+          <w:p>
+            <w:pPr>
+              <w:keepLines/>
+              <w:spacing w:after="0"/>
+            </w:pPr>
+            <w:r>
+              <w:rPr>
+                <w:rFonts w:ascii="Arial" w:hAnsi="Arial" w:eastAsia="Arial" w:cs="Tahoma"/>
+                <w:sz w:val="18"/>
+              </w:rPr>
+            </w:r>
+            <w:r>
+              <w:rPr>
+                <w:rFonts w:ascii="Arial" w:hAnsi="Arial" w:eastAsia="Arial" w:cs="Tahoma"/>
+                <w:sz w:val="18"/>
+              </w:rPr>
+              <w:t>workflow engine @srm/glb-workflow</w:t>
+            </w:r>
+          </w:p>
+        </w:tc>
+      </w:tr>
+      <w:tr>
+        <w:trPr>
+          <w:cantSplit/>
+        </w:trPr>
+        <w:tc>
+          <w:tcPr>
+            <w:tcW w:type="dxa" w:w="3360"/>
+            <w:vAlign w:val="center"/>
+          </w:tcPr>
+          <w:p>
+            <w:pPr>
+              <w:keepLines/>
+              <w:spacing w:after="0"/>
+            </w:pPr>
+            <w:r>
+              <w:rPr>
+                <w:rFonts w:ascii="Arial" w:hAnsi="Arial" w:eastAsia="Arial" w:cs="Tahoma"/>
+                <w:sz w:val="18"/>
+              </w:rPr>
+            </w:r>
+            <w:r>
+              <w:rPr>
+                <w:rFonts w:ascii="Arial" w:hAnsi="Arial" w:eastAsia="Arial" w:cs="Tahoma"/>
+                <w:sz w:val="18"/>
+              </w:rPr>
               <w:t>workflow_status</w:t>
             </w:r>
           </w:p>
@@ -15527,6 +15687,86 @@
                 <w:sz w:val="18"/>
               </w:rPr>
               <w:t>W (ผ่าน lib)</w:t>
+            </w:r>
+          </w:p>
+        </w:tc>
+        <w:tc>
+          <w:tcPr>
+            <w:tcW w:type="dxa" w:w="3360"/>
+            <w:vAlign w:val="center"/>
+          </w:tcPr>
+          <w:p>
+            <w:pPr>
+              <w:keepLines/>
+              <w:spacing w:after="0"/>
+            </w:pPr>
+            <w:r>
+              <w:rPr>
+                <w:rFonts w:ascii="Arial" w:hAnsi="Arial" w:eastAsia="Arial" w:cs="Tahoma"/>
+                <w:sz w:val="18"/>
+              </w:rPr>
+            </w:r>
+            <w:r>
+              <w:rPr>
+                <w:rFonts w:ascii="Arial" w:hAnsi="Arial" w:eastAsia="Arial" w:cs="Tahoma"/>
+                <w:sz w:val="18"/>
+              </w:rPr>
+              <w:t>ใช้ของระบบเดิม: workflow engine @srm/glb-workflow</w:t>
+            </w:r>
+          </w:p>
+        </w:tc>
+      </w:tr>
+      <w:tr>
+        <w:trPr>
+          <w:cantSplit/>
+        </w:trPr>
+        <w:tc>
+          <w:tcPr>
+            <w:tcW w:type="dxa" w:w="3360"/>
+            <w:vAlign w:val="center"/>
+          </w:tcPr>
+          <w:p>
+            <w:pPr>
+              <w:keepLines/>
+              <w:spacing w:after="0"/>
+            </w:pPr>
+            <w:r>
+              <w:rPr>
+                <w:rFonts w:ascii="Arial" w:hAnsi="Arial" w:eastAsia="Arial" w:cs="Tahoma"/>
+                <w:sz w:val="18"/>
+              </w:rPr>
+            </w:r>
+            <w:r>
+              <w:rPr>
+                <w:rFonts w:ascii="Arial" w:hAnsi="Arial" w:eastAsia="Arial" w:cs="Tahoma"/>
+                <w:sz w:val="18"/>
+              </w:rPr>
+              <w:t>workflow_history</w:t>
+            </w:r>
+          </w:p>
+        </w:tc>
+        <w:tc>
+          <w:tcPr>
+            <w:tcW w:type="dxa" w:w="3360"/>
+            <w:vAlign w:val="center"/>
+          </w:tcPr>
+          <w:p>
+            <w:pPr>
+              <w:keepLines/>
+              <w:spacing w:after="0"/>
+            </w:pPr>
+            <w:r>
+              <w:rPr>
+                <w:rFonts w:ascii="Arial" w:hAnsi="Arial" w:eastAsia="Arial" w:cs="Tahoma"/>
+                <w:sz w:val="18"/>
+              </w:rPr>
+            </w:r>
+            <w:r>
+              <w:rPr>
+                <w:rFonts w:ascii="Arial" w:hAnsi="Arial" w:eastAsia="Arial" w:cs="Tahoma"/>
+                <w:sz w:val="18"/>
+              </w:rPr>
+              <w:t>R</w:t>
             </w:r>
           </w:p>
         </w:tc>

--- a/LLDD/word/BE/LLDD-BE-API-Workflow-Instances.docx
+++ b/LLDD/word/BE/LLDD-BE-API-Workflow-Instances.docx
@@ -9532,14 +9532,14 @@
                 <w:rFonts w:ascii="Arial" w:hAnsi="Arial" w:eastAsia="Arial" w:cs="Tahoma"/>
                 <w:sz w:val="18"/>
               </w:rPr>
-              <w:t xml:space="preserve"> (ตรวจกับ </w:t>
+              <w:t xml:space="preserve"> (ตรวจกับสมาชิกกลุ่ม ABS ใน </w:t>
             </w:r>
             <w:r>
               <w:rPr>
                 <w:rFonts w:ascii="Courier New" w:hAnsi="Courier New" w:eastAsia="Courier New" w:cs="Tahoma"/>
                 <w:sz w:val="18"/>
               </w:rPr>
-              <w:t>sgi_wf_section_member</w:t>
+              <w:t>sps_auth.user_group_members</w:t>
             </w:r>
             <w:r>
               <w:rPr>
@@ -9995,7 +9995,7 @@
                 <w:rFonts w:ascii="Arial" w:hAnsi="Arial" w:eastAsia="Arial" w:cs="Tahoma"/>
                 <w:sz w:val="18"/>
               </w:rPr>
-              <w:t>sgi_section_owners / sgi_wf_section_member</w:t>
+              <w:t>sgi_section_owners / sps_auth.user_group_members</w:t>
             </w:r>
           </w:p>
         </w:tc>
@@ -10059,7 +10059,7 @@
                 <w:rFonts w:ascii="Arial" w:hAnsi="Arial" w:eastAsia="Arial" w:cs="Tahoma"/>
                 <w:sz w:val="18"/>
               </w:rPr>
-              <w:t xml:space="preserve"> · 2026-10-07) · ต้องเป็นสมาชิกกลุ่ม ABS ของขั้นนั้น</w:t>
+              <w:t xml:space="preserve"> · 2026-10-07) · ต้องเป็นสมาชิกกลุ่ม ABS ของขั้นนั้น (อ่าน sps_auth ตรง · ตารางกระจกถอด 2026-10-27)</w:t>
             </w:r>
           </w:p>
         </w:tc>
@@ -13104,7 +13104,7 @@
         <w:rPr>
           <w:rFonts w:ascii="Courier New" w:hAnsi="Courier New" w:eastAsia="Courier New" w:cs="Tahoma"/>
         </w:rPr>
-        <w:t>sgi_wf_section_member</w:t>
+        <w:t>sps_auth.user_group_members</w:t>
       </w:r>
       <w:r>
         <w:t xml:space="preserve">, </w:t>
@@ -14485,14 +14485,14 @@
                 <w:rFonts w:ascii="Arial" w:hAnsi="Arial" w:eastAsia="Arial" w:cs="Tahoma"/>
                 <w:sz w:val="18"/>
               </w:rPr>
-              <w:t xml:space="preserve"> (ตรวจกับ </w:t>
+              <w:t xml:space="preserve"> (ตรวจกับสมาชิกกลุ่ม ABS ใน </w:t>
             </w:r>
             <w:r>
               <w:rPr>
                 <w:rFonts w:ascii="Courier New" w:hAnsi="Courier New" w:eastAsia="Courier New" w:cs="Tahoma"/>
                 <w:sz w:val="18"/>
               </w:rPr>
-              <w:t>sgi_wf_section_member</w:t>
+              <w:t>sps_auth.user_group_members</w:t>
             </w:r>
             <w:r>
               <w:rPr>
@@ -15108,7 +15108,7 @@
                 <w:rFonts w:ascii="Arial" w:hAnsi="Arial" w:eastAsia="Arial" w:cs="Tahoma"/>
                 <w:sz w:val="18"/>
               </w:rPr>
-              <w:t xml:space="preserve"> · 2026-10-07) · ต้องเป็นสมาชิกกลุ่ม ABS ของขั้นนั้น</w:t>
+              <w:t xml:space="preserve"> · 2026-10-07) · ต้องเป็นสมาชิกกลุ่ม ABS ของขั้นนั้น (อ่าน sps_auth ตรง · ตารางกระจกถอด 2026-10-27)</w:t>
             </w:r>
           </w:p>
         </w:tc>
@@ -15138,7 +15138,7 @@
                 <w:rFonts w:ascii="Arial" w:hAnsi="Arial" w:eastAsia="Arial" w:cs="Tahoma"/>
                 <w:sz w:val="18"/>
               </w:rPr>
-              <w:t>sgi_wf_section_member</w:t>
+              <w:t>sps_auth.user_group_members</w:t>
             </w:r>
           </w:p>
         </w:tc>
@@ -15202,7 +15202,7 @@
                 <w:rFonts w:ascii="Arial" w:hAnsi="Arial" w:eastAsia="Arial" w:cs="Tahoma"/>
                 <w:sz w:val="18"/>
               </w:rPr>
-              <w:t xml:space="preserve"> · 2026-10-07) · ต้องเป็นสมาชิกกลุ่ม ABS ของขั้นนั้น</w:t>
+              <w:t xml:space="preserve"> · 2026-10-07) · ต้องเป็นสมาชิกกลุ่ม ABS ของขั้นนั้น (อ่าน sps_auth ตรง · ตารางกระจกถอด 2026-10-27)</w:t>
             </w:r>
           </w:p>
         </w:tc>
